--- a/templets/year - Temp - Ar - D - SBS.docx
+++ b/templets/year - Temp - Ar - D - SBS.docx
@@ -206,7 +206,8 @@
       <w:tblGrid>
         <w:gridCol w:w="4265"/>
         <w:gridCol w:w="1890"/>
-        <w:gridCol w:w="2451"/>
+        <w:gridCol w:w="7"/>
+        <w:gridCol w:w="2444"/>
         <w:gridCol w:w="1860"/>
       </w:tblGrid>
       <w:tr>
@@ -218,7 +219,7 @@
           <w:p>
             <w:pPr>
               <w:keepNext/>
-              <w:spacing w:line="240" w:lineRule="auto"/>
+              <w:spacing w:after="0" w:line="240" w:lineRule="auto"/>
               <w:rPr>
                 <w:rFonts w:asciiTheme="minorBidi" w:hAnsiTheme="minorBidi" w:cstheme="minorBidi"/>
                 <w:sz w:val="24"/>
@@ -235,6 +236,7 @@
               </w:rPr>
               <w:t xml:space="preserve">الاسم الكامل: </w:t>
             </w:r>
+            <w:bookmarkStart w:id="0" w:name="StudentNameBK"/>
             <w:r>
               <w:rPr>
                 <w:rFonts w:asciiTheme="minorBidi" w:hAnsiTheme="minorBidi" w:cstheme="minorBidi"/>
@@ -245,6 +247,7 @@
               </w:rPr>
               <w:t>{{</w:t>
             </w:r>
+            <w:proofErr w:type="spellStart"/>
             <w:r>
               <w:rPr>
                 <w:rFonts w:asciiTheme="minorBidi" w:hAnsiTheme="minorBidi" w:cstheme="minorBidi"/>
@@ -254,6 +257,7 @@
               </w:rPr>
               <w:t>student_name</w:t>
             </w:r>
+            <w:proofErr w:type="spellEnd"/>
             <w:r>
               <w:rPr>
                 <w:rFonts w:asciiTheme="minorBidi" w:hAnsiTheme="minorBidi" w:cstheme="minorBidi"/>
@@ -264,16 +268,18 @@
               </w:rPr>
               <w:t>}}</w:t>
             </w:r>
+            <w:bookmarkEnd w:id="0"/>
           </w:p>
         </w:tc>
         <w:tc>
           <w:tcPr>
             <w:tcW w:w="2451" w:type="dxa"/>
+            <w:gridSpan w:val="2"/>
           </w:tcPr>
           <w:p>
             <w:pPr>
               <w:keepNext/>
-              <w:spacing w:line="240" w:lineRule="auto"/>
+              <w:spacing w:after="0" w:line="240" w:lineRule="auto"/>
               <w:rPr>
                 <w:rFonts w:asciiTheme="minorBidi" w:hAnsiTheme="minorBidi" w:cstheme="minorBidi"/>
                 <w:sz w:val="24"/>
@@ -290,7 +296,7 @@
           <w:p>
             <w:pPr>
               <w:keepNext/>
-              <w:spacing w:line="240" w:lineRule="auto"/>
+              <w:spacing w:after="0" w:line="240" w:lineRule="auto"/>
               <w:rPr>
                 <w:rFonts w:asciiTheme="minorBidi" w:hAnsiTheme="minorBidi" w:cstheme="minorBidi"/>
                 <w:sz w:val="24"/>
@@ -310,7 +316,7 @@
           <w:p>
             <w:pPr>
               <w:keepNext/>
-              <w:spacing w:line="240" w:lineRule="auto"/>
+              <w:spacing w:after="0" w:line="240" w:lineRule="auto"/>
               <w:rPr>
                 <w:rFonts w:asciiTheme="minorBidi" w:hAnsiTheme="minorBidi" w:cstheme="minorBidi"/>
                 <w:sz w:val="24"/>
@@ -341,12 +347,137 @@
         <w:tc>
           <w:tcPr>
             <w:tcW w:w="4311" w:type="dxa"/>
+            <w:gridSpan w:val="3"/>
+          </w:tcPr>
+          <w:p>
+            <w:pPr>
+              <w:keepNext/>
+              <w:spacing w:after="0" w:line="240" w:lineRule="auto"/>
+              <w:rPr>
+                <w:rFonts w:asciiTheme="minorBidi" w:hAnsiTheme="minorBidi" w:cstheme="minorBidi"/>
+                <w:sz w:val="24"/>
+                <w:szCs w:val="24"/>
+                <w:lang w:bidi="ar-IQ"/>
+              </w:rPr>
+            </w:pPr>
+            <w:r>
+              <w:rPr>
+                <w:rFonts w:asciiTheme="minorBidi" w:hAnsiTheme="minorBidi" w:cstheme="minorBidi" w:hint="cs"/>
+                <w:sz w:val="24"/>
+                <w:szCs w:val="24"/>
+                <w:rtl/>
+              </w:rPr>
+              <w:t>الجنسية</w:t>
+            </w:r>
+            <w:r>
+              <w:rPr>
+                <w:rFonts w:asciiTheme="minorBidi" w:hAnsiTheme="minorBidi" w:cstheme="minorBidi"/>
+                <w:sz w:val="24"/>
+                <w:szCs w:val="24"/>
+                <w:rtl/>
+              </w:rPr>
+              <w:t xml:space="preserve">: </w:t>
+            </w:r>
+            <w:r>
+              <w:rPr>
+                <w:rFonts w:asciiTheme="minorBidi" w:hAnsiTheme="minorBidi" w:cstheme="minorBidi"/>
+                <w:sz w:val="24"/>
+                <w:szCs w:val="24"/>
+                <w:rtl/>
+                <w:lang w:bidi="ar-IQ"/>
+              </w:rPr>
+              <w:t>{{</w:t>
+            </w:r>
+            <w:r>
+              <w:rPr>
+                <w:rFonts w:asciiTheme="minorBidi" w:hAnsiTheme="minorBidi" w:cstheme="minorBidi"/>
+                <w:sz w:val="24"/>
+                <w:szCs w:val="24"/>
+                <w:lang w:bidi="ar-IQ"/>
+              </w:rPr>
+              <w:t>Nationality</w:t>
+            </w:r>
+            <w:r>
+              <w:rPr>
+                <w:rFonts w:asciiTheme="minorBidi" w:hAnsiTheme="minorBidi" w:cstheme="minorBidi"/>
+                <w:sz w:val="24"/>
+                <w:szCs w:val="24"/>
+                <w:rtl/>
+                <w:lang w:bidi="ar-IQ"/>
+              </w:rPr>
+              <w:t>}}</w:t>
+            </w:r>
+          </w:p>
+        </w:tc>
+      </w:tr>
+      <w:tr>
+        <w:tc>
+          <w:tcPr>
+            <w:tcW w:w="6162" w:type="dxa"/>
+            <w:gridSpan w:val="3"/>
+          </w:tcPr>
+          <w:p>
+            <w:pPr>
+              <w:keepNext/>
+              <w:spacing w:after="0" w:line="240" w:lineRule="auto"/>
+              <w:rPr>
+                <w:rFonts w:asciiTheme="minorBidi" w:hAnsiTheme="minorBidi" w:cstheme="minorBidi"/>
+                <w:sz w:val="24"/>
+                <w:szCs w:val="24"/>
+                <w:lang w:bidi="ar-IQ"/>
+              </w:rPr>
+            </w:pPr>
+            <w:r>
+              <w:rPr>
+                <w:rFonts w:asciiTheme="minorBidi" w:hAnsiTheme="minorBidi" w:cstheme="minorBidi"/>
+                <w:sz w:val="24"/>
+                <w:szCs w:val="24"/>
+                <w:rtl/>
+              </w:rPr>
+              <w:t xml:space="preserve">سنة القبول: </w:t>
+            </w:r>
+            <w:r>
+              <w:rPr>
+                <w:rFonts w:asciiTheme="minorBidi" w:hAnsiTheme="minorBidi" w:cstheme="minorBidi"/>
+                <w:sz w:val="24"/>
+                <w:szCs w:val="24"/>
+                <w:rtl/>
+                <w:lang w:bidi="ar-IQ"/>
+              </w:rPr>
+              <w:t>{{</w:t>
+            </w:r>
+            <w:proofErr w:type="spellStart"/>
+            <w:r>
+              <w:rPr>
+                <w:rFonts w:asciiTheme="minorBidi" w:hAnsiTheme="minorBidi" w:cstheme="minorBidi"/>
+                <w:sz w:val="24"/>
+                <w:szCs w:val="24"/>
+                <w:lang w:bidi="ar-IQ"/>
+              </w:rPr>
+              <w:t>admission_year</w:t>
+            </w:r>
+            <w:proofErr w:type="spellEnd"/>
+            <w:r>
+              <w:rPr>
+                <w:rFonts w:asciiTheme="minorBidi" w:hAnsiTheme="minorBidi" w:cstheme="minorBidi"/>
+                <w:sz w:val="24"/>
+                <w:szCs w:val="24"/>
+                <w:rtl/>
+                <w:lang w:bidi="ar-IQ"/>
+              </w:rPr>
+              <w:t>}}</w:t>
+            </w:r>
+          </w:p>
+        </w:tc>
+        <w:tc>
+          <w:tcPr>
+            <w:tcW w:w="4304" w:type="dxa"/>
             <w:gridSpan w:val="2"/>
           </w:tcPr>
           <w:p>
             <w:pPr>
               <w:keepNext/>
-              <w:spacing w:line="240" w:lineRule="auto"/>
+              <w:spacing w:after="0" w:line="240" w:lineRule="auto"/>
               <w:rPr>
                 <w:rFonts w:asciiTheme="minorBidi" w:hAnsiTheme="minorBidi" w:cstheme="minorBidi"/>
                 <w:sz w:val="24"/>
@@ -356,21 +487,12 @@
             </w:pPr>
             <w:r>
               <w:rPr>
-                <w:rFonts w:asciiTheme="minorBidi" w:hAnsiTheme="minorBidi" w:cstheme="minorBidi" w:hint="cs"/>
-                <w:sz w:val="24"/>
-                <w:szCs w:val="24"/>
-                <w:rtl/>
-              </w:rPr>
-              <w:t>الجنسية</w:t>
-            </w:r>
-            <w:r>
-              <w:rPr>
                 <w:rFonts w:asciiTheme="minorBidi" w:hAnsiTheme="minorBidi" w:cstheme="minorBidi"/>
                 <w:sz w:val="24"/>
                 <w:szCs w:val="24"/>
                 <w:rtl/>
               </w:rPr>
-              <w:t xml:space="preserve">: </w:t>
+              <w:t xml:space="preserve">القسم: </w:t>
             </w:r>
             <w:r>
               <w:rPr>
@@ -382,6 +504,7 @@
               </w:rPr>
               <w:t>{{</w:t>
             </w:r>
+            <w:proofErr w:type="spellStart"/>
             <w:r>
               <w:rPr>
                 <w:rFonts w:asciiTheme="minorBidi" w:hAnsiTheme="minorBidi" w:cstheme="minorBidi"/>
@@ -389,8 +512,9 @@
                 <w:szCs w:val="24"/>
                 <w:lang w:bidi="ar-IQ"/>
               </w:rPr>
-              <w:t>Nationality</w:t>
-            </w:r>
+              <w:t>department_id</w:t>
+            </w:r>
+            <w:proofErr w:type="spellEnd"/>
             <w:r>
               <w:rPr>
                 <w:rFonts w:asciiTheme="minorBidi" w:hAnsiTheme="minorBidi" w:cstheme="minorBidi"/>
@@ -413,63 +537,45 @@
           <w:p>
             <w:pPr>
               <w:keepNext/>
-              <w:spacing w:line="240" w:lineRule="auto"/>
+              <w:spacing w:after="0" w:line="240" w:lineRule="auto"/>
+              <w:rPr>
+                <w:rFonts w:asciiTheme="minorBidi" w:hAnsiTheme="minorBidi" w:cstheme="minorBidi"/>
+                <w:b/>
+                <w:bCs/>
+                <w:sz w:val="24"/>
+                <w:szCs w:val="24"/>
+                <w:lang w:bidi="ar-IQ"/>
+              </w:rPr>
+            </w:pPr>
+            <w:r>
+              <w:rPr>
+                <w:rFonts w:asciiTheme="minorBidi" w:hAnsiTheme="minorBidi" w:cstheme="minorBidi" w:hint="cs"/>
+                <w:sz w:val="24"/>
+                <w:szCs w:val="24"/>
+                <w:rtl/>
+              </w:rPr>
+              <w:t>الشهادة</w:t>
+            </w:r>
+            <w:r>
               <w:rPr>
                 <w:rFonts w:asciiTheme="minorBidi" w:hAnsiTheme="minorBidi" w:cstheme="minorBidi"/>
                 <w:sz w:val="24"/>
                 <w:szCs w:val="24"/>
-                <w:lang w:bidi="ar-IQ"/>
-              </w:rPr>
-            </w:pPr>
-            <w:r>
-              <w:rPr>
-                <w:rFonts w:asciiTheme="minorBidi" w:hAnsiTheme="minorBidi" w:cstheme="minorBidi"/>
-                <w:sz w:val="24"/>
-                <w:szCs w:val="24"/>
-                <w:rtl/>
-              </w:rPr>
-              <w:t xml:space="preserve">سنة القبول: </w:t>
-            </w:r>
-            <w:r>
-              <w:rPr>
-                <w:rFonts w:asciiTheme="minorBidi" w:hAnsiTheme="minorBidi" w:cstheme="minorBidi"/>
-                <w:sz w:val="24"/>
-                <w:szCs w:val="24"/>
-                <w:rtl/>
-                <w:lang w:bidi="ar-IQ"/>
-              </w:rPr>
-              <w:t>{{</w:t>
-            </w:r>
-            <w:r>
-              <w:rPr>
-                <w:rFonts w:asciiTheme="minorBidi" w:hAnsiTheme="minorBidi" w:cstheme="minorBidi"/>
-                <w:sz w:val="24"/>
-                <w:szCs w:val="24"/>
-                <w:lang w:bidi="ar-IQ"/>
-              </w:rPr>
-              <w:t>admission_year</w:t>
-            </w:r>
-            <w:r>
-              <w:rPr>
-                <w:rFonts w:asciiTheme="minorBidi" w:hAnsiTheme="minorBidi" w:cstheme="minorBidi"/>
-                <w:sz w:val="24"/>
-                <w:szCs w:val="24"/>
-                <w:rtl/>
-                <w:lang w:bidi="ar-IQ"/>
-              </w:rPr>
-              <w:t>}}</w:t>
+                <w:rtl/>
+              </w:rPr>
+              <w:t>: البكلوريوس في العلوم وتكنولوجيا المعلومات</w:t>
             </w:r>
           </w:p>
         </w:tc>
         <w:tc>
           <w:tcPr>
             <w:tcW w:w="4311" w:type="dxa"/>
-            <w:gridSpan w:val="2"/>
+            <w:gridSpan w:val="3"/>
           </w:tcPr>
           <w:p>
             <w:pPr>
               <w:keepNext/>
-              <w:spacing w:line="240" w:lineRule="auto"/>
+              <w:spacing w:after="0" w:line="240" w:lineRule="auto"/>
               <w:rPr>
                 <w:rFonts w:asciiTheme="minorBidi" w:hAnsiTheme="minorBidi" w:cstheme="minorBidi"/>
                 <w:sz w:val="24"/>
@@ -484,7 +590,7 @@
                 <w:szCs w:val="24"/>
                 <w:rtl/>
               </w:rPr>
-              <w:t xml:space="preserve">القسم: </w:t>
+              <w:t xml:space="preserve">الدراسة: </w:t>
             </w:r>
             <w:r>
               <w:rPr>
@@ -494,8 +600,9 @@
                 <w:rtl/>
                 <w:lang w:bidi="ar-IQ"/>
               </w:rPr>
-              <w:t>{{</w:t>
-            </w:r>
+              <w:t xml:space="preserve"> {{</w:t>
+            </w:r>
+            <w:proofErr w:type="spellStart"/>
             <w:r>
               <w:rPr>
                 <w:rFonts w:asciiTheme="minorBidi" w:hAnsiTheme="minorBidi" w:cstheme="minorBidi"/>
@@ -503,104 +610,9 @@
                 <w:szCs w:val="24"/>
                 <w:lang w:bidi="ar-IQ"/>
               </w:rPr>
-              <w:t>department_id</w:t>
-            </w:r>
-            <w:r>
-              <w:rPr>
-                <w:rFonts w:asciiTheme="minorBidi" w:hAnsiTheme="minorBidi" w:cstheme="minorBidi"/>
-                <w:sz w:val="24"/>
-                <w:szCs w:val="24"/>
-                <w:rtl/>
-                <w:lang w:bidi="ar-IQ"/>
-              </w:rPr>
-              <w:t>}}</w:t>
-            </w:r>
-          </w:p>
-        </w:tc>
-      </w:tr>
-      <w:tr>
-        <w:tc>
-          <w:tcPr>
-            <w:tcW w:w="6155" w:type="dxa"/>
-            <w:gridSpan w:val="2"/>
-          </w:tcPr>
-          <w:p>
-            <w:pPr>
-              <w:keepNext/>
-              <w:spacing w:line="240" w:lineRule="auto"/>
-              <w:rPr>
-                <w:rFonts w:asciiTheme="minorBidi" w:hAnsiTheme="minorBidi" w:cstheme="minorBidi"/>
-                <w:b/>
-                <w:bCs/>
-                <w:sz w:val="24"/>
-                <w:szCs w:val="24"/>
-                <w:lang w:bidi="ar-IQ"/>
-              </w:rPr>
-            </w:pPr>
-            <w:r>
-              <w:rPr>
-                <w:rFonts w:asciiTheme="minorBidi" w:hAnsiTheme="minorBidi" w:cstheme="minorBidi" w:hint="cs"/>
-                <w:sz w:val="24"/>
-                <w:szCs w:val="24"/>
-                <w:rtl/>
-              </w:rPr>
-              <w:t>الشهادة</w:t>
-            </w:r>
-            <w:r>
-              <w:rPr>
-                <w:rFonts w:asciiTheme="minorBidi" w:hAnsiTheme="minorBidi" w:cstheme="minorBidi"/>
-                <w:sz w:val="24"/>
-                <w:szCs w:val="24"/>
-                <w:rtl/>
-              </w:rPr>
-              <w:t>: البكلوريوس في العلوم وتكنولوجيا المعلومات</w:t>
-            </w:r>
-          </w:p>
-        </w:tc>
-        <w:tc>
-          <w:tcPr>
-            <w:tcW w:w="4311" w:type="dxa"/>
-            <w:gridSpan w:val="2"/>
-          </w:tcPr>
-          <w:p>
-            <w:pPr>
-              <w:keepNext/>
-              <w:spacing w:line="240" w:lineRule="auto"/>
-              <w:rPr>
-                <w:rFonts w:asciiTheme="minorBidi" w:hAnsiTheme="minorBidi" w:cstheme="minorBidi"/>
-                <w:sz w:val="24"/>
-                <w:szCs w:val="24"/>
-                <w:lang w:bidi="ar-IQ"/>
-              </w:rPr>
-            </w:pPr>
-            <w:r>
-              <w:rPr>
-                <w:rFonts w:asciiTheme="minorBidi" w:hAnsiTheme="minorBidi" w:cstheme="minorBidi"/>
-                <w:sz w:val="24"/>
-                <w:szCs w:val="24"/>
-                <w:rtl/>
-              </w:rPr>
-              <w:t xml:space="preserve">الدراسة: </w:t>
-            </w:r>
-            <w:r>
-              <w:rPr>
-                <w:rFonts w:asciiTheme="minorBidi" w:hAnsiTheme="minorBidi" w:cstheme="minorBidi"/>
-                <w:sz w:val="24"/>
-                <w:szCs w:val="24"/>
-                <w:rtl/>
-                <w:lang w:bidi="ar-IQ"/>
-              </w:rPr>
-              <w:t xml:space="preserve"> {{</w:t>
-            </w:r>
-            <w:r>
-              <w:rPr>
-                <w:rFonts w:asciiTheme="minorBidi" w:hAnsiTheme="minorBidi" w:cstheme="minorBidi"/>
-                <w:sz w:val="24"/>
-                <w:szCs w:val="24"/>
-                <w:lang w:bidi="ar-IQ"/>
-              </w:rPr>
               <w:t>study_type</w:t>
             </w:r>
+            <w:proofErr w:type="spellEnd"/>
             <w:r>
               <w:rPr>
                 <w:rFonts w:asciiTheme="minorBidi" w:hAnsiTheme="minorBidi" w:cstheme="minorBidi"/>
@@ -622,7 +634,7 @@
           <w:p>
             <w:pPr>
               <w:keepNext/>
-              <w:spacing w:line="240" w:lineRule="auto"/>
+              <w:spacing w:after="0" w:line="240" w:lineRule="auto"/>
               <w:rPr>
                 <w:rFonts w:asciiTheme="minorBidi" w:hAnsiTheme="minorBidi" w:cstheme="minorBidi"/>
                 <w:b/>
@@ -651,6 +663,7 @@
               </w:rPr>
               <w:t xml:space="preserve"> {{</w:t>
             </w:r>
+            <w:proofErr w:type="spellStart"/>
             <w:r>
               <w:rPr>
                 <w:rFonts w:asciiTheme="minorBidi" w:hAnsiTheme="minorBidi" w:cstheme="minorBidi"/>
@@ -660,6 +673,7 @@
               </w:rPr>
               <w:t>graduation_date</w:t>
             </w:r>
+            <w:proofErr w:type="spellEnd"/>
             <w:r>
               <w:rPr>
                 <w:rFonts w:asciiTheme="minorBidi" w:hAnsiTheme="minorBidi" w:cstheme="minorBidi"/>
@@ -679,7 +693,7 @@
           <w:p>
             <w:pPr>
               <w:keepNext/>
-              <w:spacing w:line="240" w:lineRule="auto"/>
+              <w:spacing w:after="0" w:line="240" w:lineRule="auto"/>
               <w:rPr>
                 <w:rFonts w:asciiTheme="minorBidi" w:hAnsiTheme="minorBidi" w:cstheme="minorBidi"/>
                 <w:b/>
@@ -717,6 +731,7 @@
               </w:rPr>
               <w:t>{{</w:t>
             </w:r>
+            <w:proofErr w:type="spellStart"/>
             <w:r>
               <w:rPr>
                 <w:rFonts w:asciiTheme="minorBidi" w:hAnsiTheme="minorBidi" w:cstheme="minorBidi"/>
@@ -726,6 +741,7 @@
               </w:rPr>
               <w:t>graduation_semester</w:t>
             </w:r>
+            <w:proofErr w:type="spellEnd"/>
             <w:r>
               <w:rPr>
                 <w:rFonts w:asciiTheme="minorBidi" w:hAnsiTheme="minorBidi" w:cstheme="minorBidi"/>
@@ -741,11 +757,12 @@
         <w:tc>
           <w:tcPr>
             <w:tcW w:w="2451" w:type="dxa"/>
+            <w:gridSpan w:val="2"/>
           </w:tcPr>
           <w:p>
             <w:pPr>
               <w:keepNext/>
-              <w:spacing w:line="240" w:lineRule="auto"/>
+              <w:spacing w:after="0" w:line="240" w:lineRule="auto"/>
               <w:rPr>
                 <w:rFonts w:asciiTheme="minorBidi" w:hAnsiTheme="minorBidi" w:cstheme="minorBidi"/>
                 <w:b/>
@@ -802,7 +819,7 @@
           <w:p>
             <w:pPr>
               <w:keepNext/>
-              <w:spacing w:line="240" w:lineRule="auto"/>
+              <w:spacing w:after="0" w:line="240" w:lineRule="auto"/>
               <w:rPr>
                 <w:rFonts w:asciiTheme="minorBidi" w:hAnsiTheme="minorBidi" w:cstheme="minorBidi"/>
                 <w:sz w:val="24"/>
@@ -855,12 +872,12 @@
         <w:tc>
           <w:tcPr>
             <w:tcW w:w="10466" w:type="dxa"/>
-            <w:gridSpan w:val="4"/>
+            <w:gridSpan w:val="5"/>
           </w:tcPr>
           <w:p>
             <w:pPr>
               <w:keepNext/>
-              <w:spacing w:line="240" w:lineRule="auto"/>
+              <w:spacing w:after="0" w:line="240" w:lineRule="auto"/>
               <w:rPr>
                 <w:rFonts w:asciiTheme="minorBidi" w:hAnsiTheme="minorBidi" w:cstheme="minorBidi"/>
                 <w:sz w:val="24"/>
@@ -884,8 +901,19 @@
                 <w:szCs w:val="24"/>
                 <w:lang w:bidi="ar-IQ"/>
               </w:rPr>
-              <w:t>tr if sequence_ON</w:t>
-            </w:r>
+              <w:t xml:space="preserve">tr if </w:t>
+            </w:r>
+            <w:proofErr w:type="spellStart"/>
+            <w:r>
+              <w:rPr>
+                <w:rFonts w:asciiTheme="minorBidi" w:hAnsiTheme="minorBidi" w:cstheme="minorBidi"/>
+                <w:sz w:val="24"/>
+                <w:szCs w:val="24"/>
+                <w:lang w:bidi="ar-IQ"/>
+              </w:rPr>
+              <w:t>sequence_ON</w:t>
+            </w:r>
+            <w:proofErr w:type="spellEnd"/>
             <w:r>
               <w:rPr>
                 <w:rFonts w:asciiTheme="minorBidi" w:hAnsiTheme="minorBidi" w:cstheme="minorBidi"/>
@@ -907,6 +935,7 @@
           <w:p>
             <w:pPr>
               <w:keepNext/>
+              <w:spacing w:after="0"/>
               <w:rPr>
                 <w:rFonts w:asciiTheme="minorBidi" w:hAnsiTheme="minorBidi" w:cstheme="minorBidi"/>
                 <w:sz w:val="24"/>
@@ -942,6 +971,7 @@
               </w:rPr>
               <w:t>{{</w:t>
             </w:r>
+            <w:proofErr w:type="spellStart"/>
             <w:r>
               <w:rPr>
                 <w:rFonts w:asciiTheme="minorBidi" w:hAnsiTheme="minorBidi" w:cstheme="minorBidi"/>
@@ -951,6 +981,7 @@
               </w:rPr>
               <w:t>Sequence_of_Graduation</w:t>
             </w:r>
+            <w:proofErr w:type="spellEnd"/>
             <w:r>
               <w:rPr>
                 <w:rFonts w:asciiTheme="minorBidi" w:hAnsiTheme="minorBidi" w:cstheme="minorBidi"/>
@@ -970,7 +1001,7 @@
           <w:p>
             <w:pPr>
               <w:keepNext/>
-              <w:spacing w:line="240" w:lineRule="auto"/>
+              <w:spacing w:after="0" w:line="240" w:lineRule="auto"/>
               <w:rPr>
                 <w:rFonts w:asciiTheme="minorBidi" w:hAnsiTheme="minorBidi" w:cstheme="minorBidi"/>
                 <w:sz w:val="24"/>
@@ -997,6 +1028,7 @@
               </w:rPr>
               <w:t xml:space="preserve"> {{</w:t>
             </w:r>
+            <w:proofErr w:type="spellStart"/>
             <w:r>
               <w:rPr>
                 <w:rFonts w:asciiTheme="minorBidi" w:hAnsiTheme="minorBidi" w:cstheme="minorBidi"/>
@@ -1006,6 +1038,7 @@
               </w:rPr>
               <w:t>num_students</w:t>
             </w:r>
+            <w:proofErr w:type="spellEnd"/>
             <w:r>
               <w:rPr>
                 <w:rFonts w:asciiTheme="minorBidi" w:hAnsiTheme="minorBidi" w:cstheme="minorBidi"/>
@@ -1021,11 +1054,12 @@
         <w:tc>
           <w:tcPr>
             <w:tcW w:w="4311" w:type="dxa"/>
-            <w:gridSpan w:val="2"/>
+            <w:gridSpan w:val="3"/>
           </w:tcPr>
           <w:p>
             <w:pPr>
               <w:keepNext/>
+              <w:spacing w:after="0"/>
               <w:rPr>
                 <w:rFonts w:asciiTheme="minorBidi" w:hAnsiTheme="minorBidi" w:cstheme="minorBidi"/>
                 <w:sz w:val="24"/>
@@ -1051,6 +1085,7 @@
               </w:rPr>
               <w:t xml:space="preserve"> {{</w:t>
             </w:r>
+            <w:proofErr w:type="spellStart"/>
             <w:r>
               <w:rPr>
                 <w:rFonts w:asciiTheme="minorBidi" w:hAnsiTheme="minorBidi" w:cstheme="minorBidi"/>
@@ -1060,6 +1095,7 @@
               </w:rPr>
               <w:t>Average_of_First_Student</w:t>
             </w:r>
+            <w:proofErr w:type="spellEnd"/>
             <w:r>
               <w:rPr>
                 <w:rFonts w:asciiTheme="minorBidi" w:hAnsiTheme="minorBidi" w:cstheme="minorBidi"/>
@@ -1077,11 +1113,12 @@
         <w:tc>
           <w:tcPr>
             <w:tcW w:w="10466" w:type="dxa"/>
-            <w:gridSpan w:val="4"/>
+            <w:gridSpan w:val="5"/>
           </w:tcPr>
           <w:p>
             <w:pPr>
               <w:keepNext/>
+              <w:spacing w:after="0"/>
               <w:rPr>
                 <w:rFonts w:asciiTheme="minorBidi" w:hAnsiTheme="minorBidi" w:cstheme="minorBidi"/>
                 <w:sz w:val="24"/>
@@ -1181,7 +1218,6 @@
           <w:bCs/>
           <w:sz w:val="20"/>
           <w:szCs w:val="20"/>
-          <w:rtl/>
         </w:rPr>
       </w:pPr>
       <w:r>
@@ -1231,191 +1267,77 @@
     </w:p>
     <w:p>
       <w:pPr>
-        <w:rPr>
-          <w:rFonts w:asciiTheme="majorBidi" w:hAnsiTheme="majorBidi" w:cstheme="majorBidi"/>
-          <w:lang w:bidi="ar-IQ"/>
-        </w:rPr>
-      </w:pPr>
-      <w:r>
-        <w:rPr>
-          <w:rFonts w:asciiTheme="majorBidi" w:hAnsiTheme="majorBidi" w:cstheme="majorBidi"/>
-          <w:rtl/>
-          <w:lang w:bidi="ar-IQ"/>
-        </w:rPr>
-        <w:t xml:space="preserve">{% </w:t>
-      </w:r>
-      <w:r>
-        <w:rPr>
-          <w:rFonts w:asciiTheme="majorBidi" w:hAnsiTheme="majorBidi" w:cstheme="majorBidi"/>
-          <w:lang w:bidi="ar-IQ"/>
-        </w:rPr>
-        <w:t>for pair in paired_</w:t>
-      </w:r>
-      <w:r>
-        <w:rPr>
-          <w:rFonts w:asciiTheme="majorBidi" w:hAnsiTheme="majorBidi" w:cstheme="majorBidi"/>
-          <w:lang w:bidi="ar-IQ"/>
-        </w:rPr>
-        <w:t>year</w:t>
-      </w:r>
-      <w:r>
-        <w:rPr>
-          <w:rFonts w:asciiTheme="majorBidi" w:hAnsiTheme="majorBidi" w:cstheme="majorBidi"/>
-          <w:lang w:bidi="ar-IQ"/>
-        </w:rPr>
-        <w:t>s</w:t>
-      </w:r>
-      <w:r>
-        <w:rPr>
-          <w:rFonts w:asciiTheme="majorBidi" w:hAnsiTheme="majorBidi" w:cstheme="majorBidi"/>
-          <w:rtl/>
-          <w:lang w:bidi="ar-IQ"/>
-        </w:rPr>
-        <w:t xml:space="preserve"> %}</w:t>
-      </w:r>
-    </w:p>
-    <w:p>
-      <w:pPr>
-        <w:rPr>
-          <w:rFonts w:asciiTheme="majorBidi" w:hAnsiTheme="majorBidi" w:cstheme="majorBidi"/>
-          <w:sz w:val="24"/>
-          <w:szCs w:val="24"/>
-          <w:lang w:bidi="ar-IQ"/>
-        </w:rPr>
-      </w:pPr>
-      <w:r>
-        <w:rPr>
-          <w:rFonts w:asciiTheme="majorBidi" w:hAnsiTheme="majorBidi" w:cstheme="majorBidi"/>
-          <w:sz w:val="24"/>
-          <w:szCs w:val="24"/>
-          <w:rtl/>
-          <w:lang w:bidi="ar-IQ"/>
-        </w:rPr>
-        <w:t>{%</w:t>
-      </w:r>
-      <w:r>
-        <w:rPr>
-          <w:rFonts w:asciiTheme="majorBidi" w:hAnsiTheme="majorBidi" w:cstheme="majorBidi"/>
-          <w:sz w:val="24"/>
-          <w:szCs w:val="24"/>
-          <w:lang w:bidi="ar-IQ"/>
-        </w:rPr>
-        <w:t xml:space="preserve">p if </w:t>
-      </w:r>
-      <w:r>
-        <w:rPr>
-          <w:rFonts w:asciiTheme="majorBidi" w:hAnsiTheme="majorBidi" w:cstheme="majorBidi"/>
-          <w:lang w:bidi="ar-IQ"/>
-        </w:rPr>
-        <w:t>not_first_page</w:t>
-      </w:r>
-      <w:r>
-        <w:rPr>
-          <w:rFonts w:asciiTheme="majorBidi" w:hAnsiTheme="majorBidi" w:cstheme="majorBidi"/>
-          <w:sz w:val="24"/>
-          <w:szCs w:val="24"/>
-          <w:rtl/>
-          <w:lang w:bidi="ar-IQ"/>
-        </w:rPr>
-        <w:t xml:space="preserve"> %}</w:t>
-      </w:r>
-    </w:p>
-    <w:p>
-      <w:pPr>
-        <w:rPr>
-          <w:rFonts w:asciiTheme="minorBidi" w:hAnsiTheme="minorBidi" w:cstheme="minorBidi"/>
-          <w:sz w:val="24"/>
-          <w:szCs w:val="24"/>
-          <w:lang w:bidi="ar-IQ"/>
-        </w:rPr>
-      </w:pPr>
-      <w:r>
-        <w:rPr>
-          <w:rFonts w:asciiTheme="minorBidi" w:hAnsiTheme="minorBidi" w:cstheme="minorBidi"/>
-          <w:sz w:val="24"/>
-          <w:szCs w:val="24"/>
-          <w:rtl/>
-          <w:lang w:bidi="ar-IQ"/>
-        </w:rPr>
-        <w:t>{{</w:t>
-      </w:r>
-      <w:r>
-        <w:rPr>
-          <w:rFonts w:asciiTheme="minorBidi" w:hAnsiTheme="minorBidi" w:cstheme="minorBidi"/>
-          <w:sz w:val="24"/>
-          <w:szCs w:val="24"/>
-          <w:lang w:bidi="ar-IQ"/>
-        </w:rPr>
-        <w:t>student_name</w:t>
-      </w:r>
-      <w:r>
-        <w:rPr>
-          <w:rFonts w:asciiTheme="minorBidi" w:hAnsiTheme="minorBidi" w:cstheme="minorBidi"/>
-          <w:sz w:val="24"/>
-          <w:szCs w:val="24"/>
-          <w:rtl/>
-          <w:lang w:bidi="ar-IQ"/>
-        </w:rPr>
-        <w:t>}}</w:t>
-      </w:r>
-    </w:p>
-    <w:p>
-      <w:pPr>
-        <w:rPr>
-          <w:rFonts w:asciiTheme="majorBidi" w:hAnsiTheme="majorBidi" w:cstheme="majorBidi"/>
-          <w:lang w:bidi="ar-IQ"/>
-        </w:rPr>
-      </w:pPr>
-      <w:r>
-        <w:rPr>
-          <w:rFonts w:asciiTheme="majorBidi" w:hAnsiTheme="majorBidi" w:cstheme="majorBidi"/>
-          <w:rtl/>
-          <w:lang w:bidi="ar-IQ"/>
-        </w:rPr>
-        <w:t>{%</w:t>
-      </w:r>
-      <w:r>
-        <w:rPr>
-          <w:rFonts w:asciiTheme="majorBidi" w:hAnsiTheme="majorBidi" w:cstheme="majorBidi"/>
-          <w:lang w:bidi="ar-IQ"/>
-        </w:rPr>
-        <w:t>p endif</w:t>
-      </w:r>
-      <w:r>
-        <w:rPr>
-          <w:rFonts w:asciiTheme="majorBidi" w:hAnsiTheme="majorBidi" w:cstheme="majorBidi"/>
-          <w:rtl/>
-          <w:lang w:bidi="ar-IQ"/>
-        </w:rPr>
-        <w:t xml:space="preserve"> %}</w:t>
-      </w:r>
-    </w:p>
-    <w:p>
-      <w:pPr>
         <w:keepNext/>
         <w:keepLines/>
-        <w:spacing w:line="240" w:lineRule="auto"/>
-        <w:rPr>
-          <w:rFonts w:asciiTheme="majorBidi" w:hAnsiTheme="majorBidi" w:cstheme="majorBidi"/>
-          <w:lang w:bidi="ar-IQ"/>
-        </w:rPr>
-      </w:pPr>
+        <w:spacing w:after="0" w:line="240" w:lineRule="auto"/>
+        <w:rPr>
+          <w:rFonts w:asciiTheme="majorBidi" w:hAnsiTheme="majorBidi" w:cstheme="majorBidi"/>
+          <w:lang w:bidi="ar-IQ"/>
+        </w:rPr>
+      </w:pPr>
+      <w:r>
+        <w:rPr>
+          <w:rFonts w:asciiTheme="majorBidi" w:hAnsiTheme="majorBidi" w:cstheme="majorBidi"/>
+          <w:rtl/>
+          <w:lang w:bidi="ar-IQ"/>
+        </w:rPr>
+        <w:t xml:space="preserve">{% </w:t>
+      </w:r>
+      <w:r>
+        <w:rPr>
+          <w:rFonts w:asciiTheme="majorBidi" w:hAnsiTheme="majorBidi" w:cstheme="majorBidi"/>
+          <w:lang w:bidi="ar-IQ"/>
+        </w:rPr>
+        <w:t xml:space="preserve">for pair in </w:t>
+      </w:r>
+      <w:proofErr w:type="spellStart"/>
+      <w:r>
+        <w:rPr>
+          <w:rFonts w:asciiTheme="majorBidi" w:hAnsiTheme="majorBidi" w:cstheme="majorBidi"/>
+          <w:lang w:bidi="ar-IQ"/>
+        </w:rPr>
+        <w:t>paired_</w:t>
+      </w:r>
+      <w:r>
+        <w:rPr>
+          <w:rFonts w:asciiTheme="majorBidi" w:hAnsiTheme="majorBidi" w:cstheme="majorBidi"/>
+          <w:lang w:bidi="ar-IQ"/>
+        </w:rPr>
+        <w:t>year</w:t>
+      </w:r>
+      <w:r>
+        <w:rPr>
+          <w:rFonts w:asciiTheme="majorBidi" w:hAnsiTheme="majorBidi" w:cstheme="majorBidi"/>
+          <w:lang w:bidi="ar-IQ"/>
+        </w:rPr>
+        <w:t>s</w:t>
+      </w:r>
+      <w:proofErr w:type="spellEnd"/>
+      <w:r>
+        <w:rPr>
+          <w:rFonts w:asciiTheme="majorBidi" w:hAnsiTheme="majorBidi" w:cstheme="majorBidi"/>
+          <w:rtl/>
+          <w:lang w:bidi="ar-IQ"/>
+        </w:rPr>
+        <w:t xml:space="preserve"> %}</w:t>
+      </w:r>
     </w:p>
     <w:tbl>
       <w:tblPr>
         <w:tblStyle w:val="TableGrid"/>
         <w:bidiVisual/>
-        <w:tblW w:w="5000" w:type="pct"/>
+        <w:tblW w:w="5005" w:type="pct"/>
+        <w:tblInd w:w="-5" w:type="dxa"/>
         <w:tblLayout w:type="fixed"/>
         <w:tblLook w:val="04A0" w:firstRow="1" w:lastRow="0" w:firstColumn="1" w:lastColumn="0" w:noHBand="0" w:noVBand="1"/>
       </w:tblPr>
       <w:tblGrid>
-        <w:gridCol w:w="3823"/>
-        <w:gridCol w:w="707"/>
-        <w:gridCol w:w="698"/>
+        <w:gridCol w:w="3826"/>
+        <w:gridCol w:w="708"/>
+        <w:gridCol w:w="699"/>
         <w:gridCol w:w="10"/>
-        <w:gridCol w:w="3829"/>
-        <w:gridCol w:w="709"/>
+        <w:gridCol w:w="3833"/>
+        <w:gridCol w:w="710"/>
         <w:gridCol w:w="680"/>
       </w:tblGrid>
       <w:tr>
@@ -1426,6 +1348,9 @@
           <w:tcPr>
             <w:tcW w:w="2505" w:type="pct"/>
             <w:gridSpan w:val="4"/>
+            <w:tcBorders>
+              <w:top w:val="single" w:sz="4" w:space="0" w:color="auto"/>
+            </w:tcBorders>
           </w:tcPr>
           <w:p>
             <w:pPr>
@@ -1449,6 +1374,7 @@
               </w:rPr>
               <w:t>{{</w:t>
             </w:r>
+            <w:proofErr w:type="spellStart"/>
             <w:r>
               <w:rPr>
                 <w:rFonts w:asciiTheme="majorBidi" w:hAnsiTheme="majorBidi" w:cstheme="majorBidi"/>
@@ -1476,6 +1402,7 @@
               </w:rPr>
               <w:t>right_label</w:t>
             </w:r>
+            <w:proofErr w:type="spellEnd"/>
             <w:r>
               <w:rPr>
                 <w:rFonts w:asciiTheme="majorBidi" w:hAnsiTheme="majorBidi" w:cstheme="majorBidi"/>
@@ -1512,8 +1439,9 @@
                 <w:szCs w:val="18"/>
                 <w:lang w:bidi="ar-IQ"/>
               </w:rPr>
-              <w:t xml:space="preserve"> pair.</w:t>
-            </w:r>
+              <w:t xml:space="preserve"> </w:t>
+            </w:r>
+            <w:proofErr w:type="spellStart"/>
             <w:r>
               <w:rPr>
                 <w:rFonts w:asciiTheme="majorBidi" w:hAnsiTheme="majorBidi" w:cstheme="majorBidi"/>
@@ -1521,7 +1449,26 @@
                 <w:szCs w:val="18"/>
                 <w:lang w:bidi="ar-IQ"/>
               </w:rPr>
-              <w:t>num_s_r}}</w:t>
+              <w:t>pair.</w:t>
+            </w:r>
+            <w:r>
+              <w:rPr>
+                <w:rFonts w:asciiTheme="majorBidi" w:hAnsiTheme="majorBidi" w:cstheme="majorBidi"/>
+                <w:sz w:val="18"/>
+                <w:szCs w:val="18"/>
+                <w:lang w:bidi="ar-IQ"/>
+              </w:rPr>
+              <w:t>num_s_r</w:t>
+            </w:r>
+            <w:proofErr w:type="spellEnd"/>
+            <w:r>
+              <w:rPr>
+                <w:rFonts w:asciiTheme="majorBidi" w:hAnsiTheme="majorBidi" w:cstheme="majorBidi"/>
+                <w:sz w:val="18"/>
+                <w:szCs w:val="18"/>
+                <w:lang w:bidi="ar-IQ"/>
+              </w:rPr>
+              <w:t>}}</w:t>
             </w:r>
           </w:p>
         </w:tc>
@@ -1529,6 +1476,9 @@
           <w:tcPr>
             <w:tcW w:w="2495" w:type="pct"/>
             <w:gridSpan w:val="3"/>
+            <w:tcBorders>
+              <w:top w:val="single" w:sz="4" w:space="0" w:color="auto"/>
+            </w:tcBorders>
           </w:tcPr>
           <w:p>
             <w:pPr>
@@ -1551,6 +1501,7 @@
               </w:rPr>
               <w:t>{{</w:t>
             </w:r>
+            <w:proofErr w:type="spellStart"/>
             <w:r>
               <w:rPr>
                 <w:rFonts w:asciiTheme="majorBidi" w:hAnsiTheme="majorBidi" w:cstheme="majorBidi"/>
@@ -1578,6 +1529,7 @@
               </w:rPr>
               <w:t>left_label</w:t>
             </w:r>
+            <w:proofErr w:type="spellEnd"/>
             <w:r>
               <w:rPr>
                 <w:rFonts w:asciiTheme="majorBidi" w:hAnsiTheme="majorBidi" w:cstheme="majorBidi"/>
@@ -1634,8 +1586,9 @@
                 <w:szCs w:val="18"/>
                 <w:lang w:bidi="ar-IQ"/>
               </w:rPr>
-              <w:t xml:space="preserve"> pair.</w:t>
-            </w:r>
+              <w:t xml:space="preserve"> </w:t>
+            </w:r>
+            <w:proofErr w:type="spellStart"/>
             <w:r>
               <w:rPr>
                 <w:rFonts w:asciiTheme="majorBidi" w:hAnsiTheme="majorBidi" w:cstheme="majorBidi"/>
@@ -1643,7 +1596,26 @@
                 <w:szCs w:val="18"/>
                 <w:lang w:bidi="ar-IQ"/>
               </w:rPr>
-              <w:t>num_s_l}}</w:t>
+              <w:t>pair.</w:t>
+            </w:r>
+            <w:r>
+              <w:rPr>
+                <w:rFonts w:asciiTheme="majorBidi" w:hAnsiTheme="majorBidi" w:cstheme="majorBidi"/>
+                <w:sz w:val="18"/>
+                <w:szCs w:val="18"/>
+                <w:lang w:bidi="ar-IQ"/>
+              </w:rPr>
+              <w:t>num_s_l</w:t>
+            </w:r>
+            <w:proofErr w:type="spellEnd"/>
+            <w:r>
+              <w:rPr>
+                <w:rFonts w:asciiTheme="majorBidi" w:hAnsiTheme="majorBidi" w:cstheme="majorBidi"/>
+                <w:sz w:val="18"/>
+                <w:szCs w:val="18"/>
+                <w:lang w:bidi="ar-IQ"/>
+              </w:rPr>
+              <w:t>}}</w:t>
             </w:r>
           </w:p>
         </w:tc>
@@ -1876,8 +1848,19 @@
                 <w:szCs w:val="18"/>
                 <w:lang w:bidi="ar-IQ"/>
               </w:rPr>
-              <w:t>tr for row in pair.rows</w:t>
-            </w:r>
+              <w:t xml:space="preserve">tr for row in </w:t>
+            </w:r>
+            <w:proofErr w:type="spellStart"/>
+            <w:r>
+              <w:rPr>
+                <w:rFonts w:asciiTheme="majorBidi" w:hAnsiTheme="majorBidi" w:cstheme="majorBidi"/>
+                <w:sz w:val="18"/>
+                <w:szCs w:val="18"/>
+                <w:lang w:bidi="ar-IQ"/>
+              </w:rPr>
+              <w:t>pair.rows</w:t>
+            </w:r>
+            <w:proofErr w:type="spellEnd"/>
             <w:r>
               <w:rPr>
                 <w:rFonts w:asciiTheme="majorBidi" w:hAnsiTheme="majorBidi" w:cstheme="majorBidi"/>
@@ -1921,6 +1904,7 @@
               </w:rPr>
               <w:t>{{</w:t>
             </w:r>
+            <w:proofErr w:type="spellStart"/>
             <w:r>
               <w:rPr>
                 <w:rFonts w:asciiTheme="majorBidi" w:hAnsiTheme="majorBidi" w:cstheme="majorBidi"/>
@@ -1930,6 +1914,7 @@
               </w:rPr>
               <w:t>row.right_subj</w:t>
             </w:r>
+            <w:proofErr w:type="spellEnd"/>
             <w:r>
               <w:rPr>
                 <w:rFonts w:asciiTheme="majorBidi" w:hAnsiTheme="majorBidi" w:cstheme="majorBidi"/>
@@ -1968,6 +1953,7 @@
               </w:rPr>
               <w:t>{{</w:t>
             </w:r>
+            <w:proofErr w:type="spellStart"/>
             <w:r>
               <w:rPr>
                 <w:rFonts w:asciiTheme="majorBidi" w:hAnsiTheme="majorBidi" w:cstheme="majorBidi"/>
@@ -1977,6 +1963,7 @@
               </w:rPr>
               <w:t>row.right_mark</w:t>
             </w:r>
+            <w:proofErr w:type="spellEnd"/>
             <w:r>
               <w:rPr>
                 <w:rFonts w:asciiTheme="majorBidi" w:hAnsiTheme="majorBidi" w:cstheme="majorBidi"/>
@@ -2016,6 +2003,7 @@
               </w:rPr>
               <w:t>{{</w:t>
             </w:r>
+            <w:proofErr w:type="spellStart"/>
             <w:r>
               <w:rPr>
                 <w:rFonts w:asciiTheme="majorBidi" w:hAnsiTheme="majorBidi" w:cstheme="majorBidi"/>
@@ -2025,6 +2013,7 @@
               </w:rPr>
               <w:t>row.right_unit</w:t>
             </w:r>
+            <w:proofErr w:type="spellEnd"/>
             <w:r>
               <w:rPr>
                 <w:rFonts w:asciiTheme="majorBidi" w:hAnsiTheme="majorBidi" w:cstheme="majorBidi"/>
@@ -2063,6 +2052,7 @@
               </w:rPr>
               <w:t>{{</w:t>
             </w:r>
+            <w:proofErr w:type="spellStart"/>
             <w:r>
               <w:rPr>
                 <w:rFonts w:asciiTheme="majorBidi" w:hAnsiTheme="majorBidi" w:cstheme="majorBidi"/>
@@ -2072,6 +2062,7 @@
               </w:rPr>
               <w:t>row.left_subj</w:t>
             </w:r>
+            <w:proofErr w:type="spellEnd"/>
             <w:r>
               <w:rPr>
                 <w:rFonts w:asciiTheme="majorBidi" w:hAnsiTheme="majorBidi" w:cstheme="majorBidi"/>
@@ -2110,6 +2101,7 @@
               </w:rPr>
               <w:t>{{</w:t>
             </w:r>
+            <w:proofErr w:type="spellStart"/>
             <w:r>
               <w:rPr>
                 <w:rFonts w:asciiTheme="majorBidi" w:hAnsiTheme="majorBidi" w:cstheme="majorBidi"/>
@@ -2119,6 +2111,7 @@
               </w:rPr>
               <w:t>row.left_mark</w:t>
             </w:r>
+            <w:proofErr w:type="spellEnd"/>
             <w:r>
               <w:rPr>
                 <w:rFonts w:asciiTheme="majorBidi" w:hAnsiTheme="majorBidi" w:cstheme="majorBidi"/>
@@ -2156,6 +2149,7 @@
               </w:rPr>
               <w:t>{{</w:t>
             </w:r>
+            <w:proofErr w:type="spellStart"/>
             <w:r>
               <w:rPr>
                 <w:rFonts w:asciiTheme="majorBidi" w:hAnsiTheme="majorBidi" w:cstheme="majorBidi"/>
@@ -2165,6 +2159,7 @@
               </w:rPr>
               <w:t>row.left_unit</w:t>
             </w:r>
+            <w:proofErr w:type="spellEnd"/>
             <w:r>
               <w:rPr>
                 <w:rFonts w:asciiTheme="majorBidi" w:hAnsiTheme="majorBidi" w:cstheme="majorBidi"/>
@@ -2216,8 +2211,19 @@
                 <w:szCs w:val="18"/>
                 <w:lang w:bidi="ar-IQ"/>
               </w:rPr>
-              <w:t>tr endfor</w:t>
-            </w:r>
+              <w:t xml:space="preserve">tr </w:t>
+            </w:r>
+            <w:proofErr w:type="spellStart"/>
+            <w:r>
+              <w:rPr>
+                <w:rFonts w:asciiTheme="majorBidi" w:hAnsiTheme="majorBidi" w:cstheme="majorBidi"/>
+                <w:sz w:val="18"/>
+                <w:szCs w:val="18"/>
+                <w:lang w:bidi="ar-IQ"/>
+              </w:rPr>
+              <w:t>endfor</w:t>
+            </w:r>
+            <w:proofErr w:type="spellEnd"/>
             <w:r>
               <w:rPr>
                 <w:rFonts w:asciiTheme="majorBidi" w:hAnsiTheme="majorBidi" w:cstheme="majorBidi"/>
@@ -2255,24 +2261,15 @@
             </w:pPr>
             <w:r>
               <w:rPr>
-                <w:rFonts w:asciiTheme="minorBidi" w:hAnsiTheme="minorBidi" w:cstheme="minorBidi" w:hint="cs"/>
-                <w:sz w:val="20"/>
-                <w:szCs w:val="20"/>
-                <w:rtl/>
-                <w:lang w:bidi="ar-IQ"/>
-              </w:rPr>
-              <w:t xml:space="preserve">ناجح بالدور: </w:t>
-            </w:r>
-            <w:r>
-              <w:rPr>
                 <w:rFonts w:asciiTheme="minorBidi" w:hAnsiTheme="minorBidi" w:cstheme="minorBidi"/>
                 <w:sz w:val="20"/>
                 <w:szCs w:val="20"/>
                 <w:rtl/>
                 <w:lang w:bidi="ar-IQ"/>
               </w:rPr>
-              <w:t>{{</w:t>
-            </w:r>
+              <w:t>ناجح بالدور: {{</w:t>
+            </w:r>
+            <w:proofErr w:type="spellStart"/>
             <w:r>
               <w:rPr>
                 <w:rFonts w:asciiTheme="minorBidi" w:hAnsiTheme="minorBidi" w:cstheme="minorBidi"/>
@@ -2280,8 +2277,9 @@
                 <w:szCs w:val="20"/>
                 <w:lang w:bidi="ar-IQ"/>
               </w:rPr>
-              <w:t>attempt</w:t>
-            </w:r>
+              <w:t>pair.attempt_right</w:t>
+            </w:r>
+            <w:proofErr w:type="spellEnd"/>
             <w:r>
               <w:rPr>
                 <w:rFonts w:asciiTheme="minorBidi" w:hAnsiTheme="minorBidi" w:cstheme="minorBidi"/>
@@ -2314,7 +2312,7 @@
             </w:pPr>
             <w:r>
               <w:rPr>
-                <w:rFonts w:asciiTheme="majorBidi" w:hAnsiTheme="majorBidi" w:cstheme="majorBidi" w:hint="cs"/>
+                <w:rFonts w:asciiTheme="majorBidi" w:hAnsiTheme="majorBidi" w:cstheme="majorBidi"/>
                 <w:sz w:val="20"/>
                 <w:szCs w:val="20"/>
                 <w:rtl/>
@@ -2332,6 +2330,7 @@
               </w:rPr>
               <w:t xml:space="preserve"> {{</w:t>
             </w:r>
+            <w:proofErr w:type="spellStart"/>
             <w:r>
               <w:rPr>
                 <w:rFonts w:asciiTheme="minorBidi" w:hAnsiTheme="minorBidi" w:cstheme="minorBidi"/>
@@ -2339,8 +2338,9 @@
                 <w:szCs w:val="20"/>
                 <w:lang w:bidi="ar-IQ"/>
               </w:rPr>
-              <w:t>attempt</w:t>
-            </w:r>
+              <w:t>pair.attempt_left</w:t>
+            </w:r>
+            <w:proofErr w:type="spellEnd"/>
             <w:r>
               <w:rPr>
                 <w:rFonts w:asciiTheme="minorBidi" w:hAnsiTheme="minorBidi" w:cstheme="minorBidi"/>
@@ -2373,6 +2373,7 @@
         </w:rPr>
         <w:t xml:space="preserve">{% </w:t>
       </w:r>
+      <w:proofErr w:type="spellStart"/>
       <w:r>
         <w:rPr>
           <w:rFonts w:asciiTheme="majorBidi" w:hAnsiTheme="majorBidi" w:cstheme="majorBidi"/>
@@ -2380,6 +2381,7 @@
         </w:rPr>
         <w:t>endfor</w:t>
       </w:r>
+      <w:proofErr w:type="spellEnd"/>
       <w:r>
         <w:rPr>
           <w:rFonts w:asciiTheme="majorBidi" w:hAnsiTheme="majorBidi" w:cstheme="majorBidi"/>
@@ -2391,22 +2393,11 @@
     </w:p>
     <w:p>
       <w:pPr>
+        <w:keepNext/>
+        <w:keepLines/>
         <w:spacing w:line="240" w:lineRule="auto"/>
         <w:rPr>
           <w:rFonts w:asciiTheme="majorBidi" w:hAnsiTheme="majorBidi" w:cstheme="majorBidi"/>
-          <w:sz w:val="20"/>
-          <w:szCs w:val="20"/>
-          <w:rtl/>
-          <w:lang w:bidi="ar-IQ"/>
-        </w:rPr>
-      </w:pPr>
-    </w:p>
-    <w:p>
-      <w:pPr>
-        <w:rPr>
-          <w:rFonts w:asciiTheme="majorBidi" w:hAnsiTheme="majorBidi" w:cstheme="majorBidi"/>
-          <w:sz w:val="24"/>
-          <w:szCs w:val="24"/>
           <w:rtl/>
           <w:lang w:bidi="ar-IQ"/>
         </w:rPr>
@@ -2805,16 +2796,6 @@
     </w:tbl>
     <w:p>
       <w:pPr>
-        <w:rPr>
-          <w:rFonts w:asciiTheme="majorBidi" w:hAnsiTheme="majorBidi" w:cstheme="majorBidi"/>
-          <w:sz w:val="24"/>
-          <w:szCs w:val="24"/>
-          <w:lang w:bidi="ar-IQ"/>
-        </w:rPr>
-      </w:pPr>
-    </w:p>
-    <w:p>
-      <w:pPr>
         <w:spacing w:after="0" w:line="240" w:lineRule="auto"/>
         <w:rPr>
           <w:rFonts w:asciiTheme="majorBidi" w:hAnsiTheme="majorBidi" w:cstheme="majorBidi"/>
@@ -2827,48 +2808,14 @@
           <w:footerReference w:type="default" r:id="rId10"/>
           <w:headerReference w:type="first" r:id="rId11"/>
           <w:pgSz w:w="11906" w:h="16838"/>
-          <w:pgMar w:top="4253" w:right="720" w:bottom="284" w:left="720" w:header="283" w:footer="292" w:gutter="0"/>
+          <w:pgMar w:top="4253" w:right="720" w:bottom="1350" w:left="720" w:header="283" w:footer="292" w:gutter="0"/>
           <w:cols w:space="708"/>
+          <w:titlePg/>
           <w:bidi/>
           <w:rtlGutter/>
           <w:docGrid w:linePitch="360"/>
         </w:sectPr>
       </w:pPr>
-    </w:p>
-    <w:p>
-      <w:pPr>
-        <w:spacing w:after="0" w:line="240" w:lineRule="auto"/>
-        <w:rPr>
-          <w:rFonts w:asciiTheme="majorBidi" w:hAnsiTheme="majorBidi" w:cstheme="majorBidi"/>
-          <w:sz w:val="24"/>
-          <w:szCs w:val="24"/>
-          <w:lang w:bidi="ar-IQ"/>
-        </w:rPr>
-      </w:pPr>
-      <w:r>
-        <w:rPr>
-          <w:rFonts w:asciiTheme="majorBidi" w:hAnsiTheme="majorBidi" w:cstheme="majorBidi"/>
-          <w:rtl/>
-          <w:lang w:bidi="ar-IQ"/>
-        </w:rPr>
-        <w:lastRenderedPageBreak/>
-        <w:t>{{</w:t>
-      </w:r>
-      <w:r>
-        <w:rPr>
-          <w:rFonts w:asciiTheme="majorBidi" w:hAnsiTheme="majorBidi" w:cstheme="majorBidi"/>
-          <w:lang w:bidi="ar-IQ"/>
-        </w:rPr>
-        <w:t>Back_page</w:t>
-      </w:r>
-      <w:r>
-        <w:rPr>
-          <w:rFonts w:asciiTheme="majorBidi" w:hAnsiTheme="majorBidi" w:cstheme="majorBidi"/>
-          <w:rtl/>
-          <w:lang w:bidi="ar-IQ"/>
-        </w:rPr>
-        <w:t>}}</w:t>
-      </w:r>
     </w:p>
     <w:p>
       <w:pPr>
@@ -3074,6 +3021,7 @@
           <w:ilvl w:val="0"/>
           <w:numId w:val="28"/>
         </w:numPr>
+        <w:spacing w:line="240" w:lineRule="auto"/>
         <w:rPr>
           <w:rFonts w:asciiTheme="majorBidi" w:hAnsiTheme="majorBidi" w:cstheme="majorBidi"/>
           <w:sz w:val="24"/>
@@ -3119,6 +3067,7 @@
         </w:rPr>
         <w:t>{{</w:t>
       </w:r>
+      <w:proofErr w:type="spellStart"/>
       <w:r>
         <w:rPr>
           <w:rFonts w:asciiTheme="majorBidi" w:hAnsiTheme="majorBidi" w:cstheme="majorBidi"/>
@@ -3128,6 +3077,7 @@
         </w:rPr>
         <w:t>order_number</w:t>
       </w:r>
+      <w:proofErr w:type="spellEnd"/>
       <w:r>
         <w:rPr>
           <w:rFonts w:asciiTheme="majorBidi" w:hAnsiTheme="majorBidi" w:cstheme="majorBidi"/>
@@ -3176,6 +3126,7 @@
         </w:rPr>
         <w:t xml:space="preserve"> {{</w:t>
       </w:r>
+      <w:proofErr w:type="spellStart"/>
       <w:r>
         <w:rPr>
           <w:rFonts w:asciiTheme="majorBidi" w:hAnsiTheme="majorBidi" w:cstheme="majorBidi"/>
@@ -3185,6 +3136,7 @@
         </w:rPr>
         <w:t>order_date</w:t>
       </w:r>
+      <w:proofErr w:type="spellEnd"/>
       <w:r>
         <w:rPr>
           <w:rFonts w:asciiTheme="majorBidi" w:hAnsiTheme="majorBidi" w:cstheme="majorBidi"/>
@@ -3198,6 +3150,7 @@
     </w:p>
     <w:p>
       <w:pPr>
+        <w:spacing w:line="240" w:lineRule="auto"/>
         <w:rPr>
           <w:rFonts w:asciiTheme="majorBidi" w:hAnsiTheme="majorBidi" w:cstheme="majorBidi"/>
           <w:lang w:bidi="ar-IQ"/>
@@ -3222,6 +3175,7 @@
         </w:rPr>
         <w:t xml:space="preserve">p if </w:t>
       </w:r>
+      <w:proofErr w:type="spellStart"/>
       <w:r>
         <w:rPr>
           <w:rFonts w:asciiTheme="majorBidi" w:hAnsiTheme="majorBidi" w:cstheme="majorBidi"/>
@@ -3229,6 +3183,7 @@
         </w:rPr>
         <w:t>Summer_ON</w:t>
       </w:r>
+      <w:proofErr w:type="spellEnd"/>
       <w:r>
         <w:rPr>
           <w:rFonts w:asciiTheme="majorBidi" w:hAnsiTheme="majorBidi" w:cstheme="majorBidi"/>
@@ -3247,6 +3202,7 @@
           <w:ilvl w:val="0"/>
           <w:numId w:val="28"/>
         </w:numPr>
+        <w:spacing w:line="240" w:lineRule="auto"/>
         <w:rPr>
           <w:rFonts w:asciiTheme="majorBidi" w:hAnsiTheme="majorBidi" w:cstheme="majorBidi"/>
           <w:sz w:val="24"/>
@@ -3273,6 +3229,7 @@
         </w:rPr>
         <w:t>{{</w:t>
       </w:r>
+      <w:proofErr w:type="spellStart"/>
       <w:r>
         <w:rPr>
           <w:rFonts w:asciiTheme="majorBidi" w:hAnsiTheme="majorBidi" w:cstheme="majorBidi"/>
@@ -3282,6 +3239,7 @@
         </w:rPr>
         <w:t>Summer_Training_year</w:t>
       </w:r>
+      <w:proofErr w:type="spellEnd"/>
       <w:r>
         <w:rPr>
           <w:rFonts w:asciiTheme="majorBidi" w:hAnsiTheme="majorBidi" w:cstheme="majorBidi"/>
@@ -3304,6 +3262,7 @@
     </w:p>
     <w:p>
       <w:pPr>
+        <w:spacing w:line="240" w:lineRule="auto"/>
         <w:rPr>
           <w:rFonts w:asciiTheme="majorBidi" w:hAnsiTheme="majorBidi" w:cstheme="majorBidi"/>
           <w:sz w:val="24"/>
@@ -3348,6 +3307,7 @@
           <w:ilvl w:val="0"/>
           <w:numId w:val="28"/>
         </w:numPr>
+        <w:spacing w:line="240" w:lineRule="auto"/>
         <w:rPr>
           <w:rFonts w:asciiTheme="majorBidi" w:hAnsiTheme="majorBidi" w:cstheme="majorBidi"/>
           <w:sz w:val="24"/>
@@ -3425,6 +3385,7 @@
     <w:p>
       <w:pPr>
         <w:pStyle w:val="ListParagraph"/>
+        <w:spacing w:line="240" w:lineRule="auto"/>
         <w:ind w:left="1440"/>
         <w:rPr>
           <w:rFonts w:asciiTheme="majorBidi" w:hAnsiTheme="majorBidi" w:cstheme="majorBidi"/>
@@ -3456,6 +3417,7 @@
     <w:p>
       <w:pPr>
         <w:pStyle w:val="ListParagraph"/>
+        <w:spacing w:line="240" w:lineRule="auto"/>
         <w:ind w:left="1440"/>
         <w:rPr>
           <w:rFonts w:asciiTheme="majorBidi" w:hAnsiTheme="majorBidi" w:cstheme="majorBidi"/>
@@ -3487,6 +3449,7 @@
     <w:p>
       <w:pPr>
         <w:pStyle w:val="ListParagraph"/>
+        <w:spacing w:line="240" w:lineRule="auto"/>
         <w:ind w:left="1440"/>
         <w:rPr>
           <w:rFonts w:asciiTheme="majorBidi" w:hAnsiTheme="majorBidi" w:cstheme="majorBidi"/>
@@ -3518,6 +3481,7 @@
     <w:p>
       <w:pPr>
         <w:pStyle w:val="ListParagraph"/>
+        <w:spacing w:line="240" w:lineRule="auto"/>
         <w:ind w:left="1440"/>
         <w:rPr>
           <w:rFonts w:asciiTheme="majorBidi" w:hAnsiTheme="majorBidi" w:cstheme="majorBidi"/>
@@ -3558,6 +3522,7 @@
     </w:p>
     <w:p>
       <w:pPr>
+        <w:spacing w:line="240" w:lineRule="auto"/>
         <w:rPr>
           <w:rFonts w:asciiTheme="majorBidi" w:hAnsiTheme="majorBidi" w:cstheme="majorBidi"/>
           <w:sz w:val="24"/>
@@ -3582,8 +3547,19 @@
           <w:szCs w:val="24"/>
           <w:lang w:bidi="ar-IQ"/>
         </w:rPr>
-        <w:t>p if Failure_ON</w:t>
-      </w:r>
+        <w:t xml:space="preserve">p if </w:t>
+      </w:r>
+      <w:proofErr w:type="spellStart"/>
+      <w:r>
+        <w:rPr>
+          <w:rFonts w:asciiTheme="majorBidi" w:hAnsiTheme="majorBidi" w:cstheme="majorBidi"/>
+          <w:sz w:val="24"/>
+          <w:szCs w:val="24"/>
+          <w:lang w:bidi="ar-IQ"/>
+        </w:rPr>
+        <w:t>Failure_ON</w:t>
+      </w:r>
+      <w:proofErr w:type="spellEnd"/>
       <w:r>
         <w:rPr>
           <w:rFonts w:asciiTheme="majorBidi" w:hAnsiTheme="majorBidi" w:cstheme="majorBidi"/>
@@ -3602,77 +3578,49 @@
           <w:ilvl w:val="0"/>
           <w:numId w:val="29"/>
         </w:numPr>
-        <w:rPr>
-          <w:rFonts w:asciiTheme="majorBidi" w:hAnsiTheme="majorBidi" w:cstheme="majorBidi"/>
-          <w:sz w:val="24"/>
-          <w:szCs w:val="24"/>
-          <w:lang w:bidi="ar-IQ"/>
-        </w:rPr>
-      </w:pPr>
-      <w:r>
-        <w:rPr>
-          <w:rFonts w:asciiTheme="majorBidi" w:hAnsiTheme="majorBidi" w:cstheme="majorBidi"/>
-          <w:sz w:val="24"/>
-          <w:szCs w:val="24"/>
-          <w:rtl/>
-        </w:rPr>
-        <w:t xml:space="preserve">سنوات التأجيل والرسوب: </w:t>
+        <w:spacing w:line="240" w:lineRule="auto"/>
+        <w:rPr>
+          <w:rFonts w:asciiTheme="majorBidi" w:hAnsiTheme="majorBidi" w:cstheme="majorBidi"/>
+          <w:lang w:bidi="ar-IQ"/>
+        </w:rPr>
+      </w:pPr>
+      <w:r>
+        <w:rPr>
+          <w:rFonts w:asciiTheme="majorBidi" w:hAnsiTheme="majorBidi" w:cstheme="majorBidi"/>
+          <w:sz w:val="24"/>
+          <w:szCs w:val="24"/>
+          <w:rtl/>
+        </w:rPr>
+        <w:t>سنوات التأجيل والرسوب:</w:t>
       </w:r>
     </w:p>
     <w:p>
       <w:pPr>
-        <w:rPr>
-          <w:rFonts w:asciiTheme="majorBidi" w:hAnsiTheme="majorBidi" w:cstheme="majorBidi"/>
-          <w:lang w:bidi="ar-IQ"/>
-        </w:rPr>
-      </w:pPr>
-      <w:r>
-        <w:rPr>
-          <w:rFonts w:asciiTheme="majorBidi" w:hAnsiTheme="majorBidi" w:cstheme="majorBidi"/>
-          <w:rtl/>
-          <w:lang w:bidi="ar-IQ"/>
-        </w:rPr>
-        <w:t xml:space="preserve">{% </w:t>
-      </w:r>
-      <w:r>
-        <w:rPr>
-          <w:rFonts w:asciiTheme="majorBidi" w:hAnsiTheme="majorBidi" w:cstheme="majorBidi"/>
-          <w:lang w:bidi="ar-IQ"/>
-        </w:rPr>
-        <w:t xml:space="preserve">for </w:t>
-      </w:r>
-      <w:r>
-        <w:rPr>
-          <w:rFonts w:asciiTheme="majorBidi" w:hAnsiTheme="majorBidi" w:cstheme="majorBidi"/>
-          <w:lang w:bidi="ar-IQ"/>
-        </w:rPr>
-        <w:t>year</w:t>
-      </w:r>
-      <w:r>
-        <w:rPr>
-          <w:rFonts w:asciiTheme="majorBidi" w:hAnsiTheme="majorBidi" w:cstheme="majorBidi"/>
-          <w:lang w:bidi="ar-IQ"/>
-        </w:rPr>
-        <w:t xml:space="preserve"> </w:t>
-      </w:r>
-      <w:r>
-        <w:rPr>
-          <w:rFonts w:asciiTheme="majorBidi" w:hAnsiTheme="majorBidi" w:cstheme="majorBidi"/>
-          <w:lang w:bidi="ar-IQ"/>
-        </w:rPr>
-        <w:t>in failed</w:t>
-      </w:r>
-      <w:r>
-        <w:rPr>
-          <w:rFonts w:asciiTheme="majorBidi" w:hAnsiTheme="majorBidi" w:cstheme="majorBidi"/>
-          <w:lang w:bidi="ar-IQ"/>
-        </w:rPr>
-        <w:t>_years</w:t>
-      </w:r>
-      <w:r>
-        <w:rPr>
-          <w:rFonts w:asciiTheme="majorBidi" w:hAnsiTheme="majorBidi" w:cstheme="majorBidi"/>
-          <w:rtl/>
+        <w:spacing w:line="240" w:lineRule="auto"/>
+        <w:rPr>
+          <w:rFonts w:asciiTheme="majorBidi" w:hAnsiTheme="majorBidi" w:cstheme="majorBidi"/>
+          <w:lang w:bidi="ar-IQ"/>
+        </w:rPr>
+      </w:pPr>
+      <w:r>
+        <w:rPr>
+          <w:rFonts w:asciiTheme="majorBidi" w:hAnsiTheme="majorBidi" w:cstheme="majorBidi"/>
+          <w:lang w:bidi="ar-IQ"/>
+        </w:rPr>
+        <w:t xml:space="preserve">{%p for year in </w:t>
+      </w:r>
+      <w:proofErr w:type="spellStart"/>
+      <w:r>
+        <w:rPr>
+          <w:rFonts w:asciiTheme="majorBidi" w:hAnsiTheme="majorBidi" w:cstheme="majorBidi"/>
+          <w:lang w:bidi="ar-IQ"/>
+        </w:rPr>
+        <w:t>failed_years</w:t>
+      </w:r>
+      <w:proofErr w:type="spellEnd"/>
+      <w:r>
+        <w:rPr>
+          <w:rFonts w:asciiTheme="majorBidi" w:hAnsiTheme="majorBidi" w:cstheme="majorBidi"/>
           <w:lang w:bidi="ar-IQ"/>
         </w:rPr>
         <w:t xml:space="preserve"> %}</w:t>
@@ -3685,11 +3633,67 @@
           <w:ilvl w:val="0"/>
           <w:numId w:val="29"/>
         </w:numPr>
+        <w:spacing w:line="240" w:lineRule="auto"/>
+        <w:rPr>
+          <w:rFonts w:asciiTheme="majorBidi" w:hAnsiTheme="majorBidi" w:cstheme="majorBidi"/>
+          <w:lang w:bidi="ar-IQ"/>
+        </w:rPr>
+      </w:pPr>
+      <w:r>
         <w:rPr>
           <w:rFonts w:asciiTheme="majorBidi" w:hAnsiTheme="majorBidi" w:cstheme="majorBidi" w:hint="cs"/>
-          <w:lang w:bidi="ar-IQ"/>
-        </w:rPr>
-      </w:pPr>
+          <w:sz w:val="24"/>
+          <w:szCs w:val="24"/>
+          <w:rtl/>
+          <w:lang w:bidi="ar-IQ"/>
+        </w:rPr>
+        <w:t xml:space="preserve">السنة </w:t>
+      </w:r>
+      <w:r>
+        <w:rPr>
+          <w:rFonts w:asciiTheme="majorBidi" w:hAnsiTheme="majorBidi" w:cstheme="majorBidi"/>
+          <w:sz w:val="24"/>
+          <w:szCs w:val="24"/>
+          <w:rtl/>
+          <w:lang w:bidi="ar-IQ"/>
+        </w:rPr>
+        <w:t>{{</w:t>
+      </w:r>
+      <w:r>
+        <w:rPr>
+          <w:rFonts w:asciiTheme="majorBidi" w:hAnsiTheme="majorBidi" w:cstheme="majorBidi"/>
+          <w:lang w:bidi="ar-IQ"/>
+        </w:rPr>
+        <w:t xml:space="preserve"> </w:t>
+      </w:r>
+      <w:proofErr w:type="spellStart"/>
+      <w:r>
+        <w:rPr>
+          <w:rFonts w:asciiTheme="majorBidi" w:hAnsiTheme="majorBidi" w:cstheme="majorBidi"/>
+          <w:lang w:bidi="ar-IQ"/>
+        </w:rPr>
+        <w:t>year.year_d</w:t>
+      </w:r>
+      <w:proofErr w:type="spellEnd"/>
+      <w:r>
+        <w:rPr>
+          <w:rFonts w:asciiTheme="majorBidi" w:hAnsiTheme="majorBidi" w:cstheme="majorBidi"/>
+          <w:sz w:val="24"/>
+          <w:szCs w:val="24"/>
+          <w:rtl/>
+          <w:lang w:bidi="ar-IQ"/>
+        </w:rPr>
+        <w:t>}}</w:t>
+      </w:r>
+      <w:r>
+        <w:rPr>
+          <w:rFonts w:asciiTheme="majorBidi" w:hAnsiTheme="majorBidi" w:cstheme="majorBidi"/>
+          <w:sz w:val="24"/>
+          <w:szCs w:val="24"/>
+          <w:lang w:bidi="ar-IQ"/>
+        </w:rPr>
+        <w:t xml:space="preserve"> </w:t>
+      </w:r>
       <w:r>
         <w:rPr>
           <w:rFonts w:asciiTheme="majorBidi" w:hAnsiTheme="majorBidi" w:cstheme="majorBidi" w:hint="cs"/>
@@ -3698,17 +3702,7 @@
           <w:rtl/>
           <w:lang w:bidi="ar-IQ"/>
         </w:rPr>
-        <w:t xml:space="preserve">السنة </w:t>
-      </w:r>
-      <w:r>
-        <w:rPr>
-          <w:rFonts w:asciiTheme="majorBidi" w:hAnsiTheme="majorBidi" w:cstheme="majorBidi"/>
-          <w:sz w:val="24"/>
-          <w:szCs w:val="24"/>
-          <w:rtl/>
-          <w:lang w:bidi="ar-IQ"/>
-        </w:rPr>
-        <w:t>{{</w:t>
+        <w:t>/ المرحلة {{</w:t>
       </w:r>
       <w:r>
         <w:rPr>
@@ -3717,114 +3711,41 @@
         </w:rPr>
         <w:t xml:space="preserve"> </w:t>
       </w:r>
-      <w:r>
-        <w:rPr>
-          <w:rFonts w:asciiTheme="majorBidi" w:hAnsiTheme="majorBidi" w:cstheme="majorBidi"/>
-          <w:lang w:bidi="ar-IQ"/>
-        </w:rPr>
-        <w:t>year</w:t>
-      </w:r>
-      <w:r>
-        <w:rPr>
-          <w:rFonts w:asciiTheme="majorBidi" w:hAnsiTheme="majorBidi" w:cstheme="majorBidi"/>
-          <w:lang w:bidi="ar-IQ"/>
-        </w:rPr>
-        <w:t>.</w:t>
-      </w:r>
-      <w:r>
-        <w:rPr>
-          <w:rFonts w:asciiTheme="majorBidi" w:hAnsiTheme="majorBidi" w:cstheme="majorBidi"/>
-          <w:sz w:val="24"/>
-          <w:szCs w:val="24"/>
-          <w:lang w:bidi="ar-IQ"/>
-        </w:rPr>
-        <w:t>year_d</w:t>
-      </w:r>
-      <w:r>
-        <w:rPr>
-          <w:rFonts w:asciiTheme="majorBidi" w:hAnsiTheme="majorBidi" w:cstheme="majorBidi"/>
-          <w:sz w:val="24"/>
-          <w:szCs w:val="24"/>
-          <w:rtl/>
-          <w:lang w:bidi="ar-IQ"/>
-        </w:rPr>
-        <w:t>}}</w:t>
-      </w:r>
-      <w:r>
-        <w:rPr>
-          <w:rFonts w:asciiTheme="majorBidi" w:hAnsiTheme="majorBidi" w:cstheme="majorBidi"/>
-          <w:sz w:val="24"/>
-          <w:szCs w:val="24"/>
+      <w:proofErr w:type="spellStart"/>
+      <w:r>
+        <w:rPr>
+          <w:rFonts w:asciiTheme="majorBidi" w:hAnsiTheme="majorBidi" w:cstheme="majorBidi"/>
+          <w:lang w:bidi="ar-IQ"/>
+        </w:rPr>
+        <w:t>year.stage</w:t>
+      </w:r>
+      <w:proofErr w:type="spellEnd"/>
+      <w:r>
+        <w:rPr>
+          <w:rFonts w:asciiTheme="majorBidi" w:hAnsiTheme="majorBidi" w:cstheme="majorBidi" w:hint="cs"/>
+          <w:sz w:val="24"/>
+          <w:szCs w:val="24"/>
+          <w:rtl/>
+          <w:lang w:bidi="ar-IQ"/>
+        </w:rPr>
+        <w:t>}} (سنة {{</w:t>
+      </w:r>
+      <w:r>
+        <w:rPr>
+          <w:rFonts w:asciiTheme="majorBidi" w:hAnsiTheme="majorBidi" w:cstheme="majorBidi"/>
           <w:lang w:bidi="ar-IQ"/>
         </w:rPr>
         <w:t xml:space="preserve"> </w:t>
       </w:r>
-      <w:r>
-        <w:rPr>
-          <w:rFonts w:asciiTheme="majorBidi" w:hAnsiTheme="majorBidi" w:cstheme="majorBidi" w:hint="cs"/>
-          <w:sz w:val="24"/>
-          <w:szCs w:val="24"/>
-          <w:rtl/>
-          <w:lang w:bidi="ar-IQ"/>
-        </w:rPr>
-        <w:t>/ المرحلة {{</w:t>
-      </w:r>
-      <w:r>
-        <w:rPr>
-          <w:rFonts w:asciiTheme="majorBidi" w:hAnsiTheme="majorBidi" w:cstheme="majorBidi"/>
-          <w:lang w:bidi="ar-IQ"/>
-        </w:rPr>
-        <w:t xml:space="preserve"> </w:t>
-      </w:r>
-      <w:r>
-        <w:rPr>
-          <w:rFonts w:asciiTheme="majorBidi" w:hAnsiTheme="majorBidi" w:cstheme="majorBidi"/>
-          <w:lang w:bidi="ar-IQ"/>
-        </w:rPr>
-        <w:t>year.</w:t>
-      </w:r>
-      <w:r>
-        <w:rPr>
-          <w:rFonts w:asciiTheme="majorBidi" w:hAnsiTheme="majorBidi" w:cstheme="majorBidi"/>
-          <w:sz w:val="24"/>
-          <w:szCs w:val="24"/>
-          <w:lang w:bidi="ar-IQ"/>
-        </w:rPr>
-        <w:t>stage</w:t>
-      </w:r>
-      <w:r>
-        <w:rPr>
-          <w:rFonts w:asciiTheme="majorBidi" w:hAnsiTheme="majorBidi" w:cstheme="majorBidi" w:hint="cs"/>
-          <w:sz w:val="24"/>
-          <w:szCs w:val="24"/>
-          <w:rtl/>
-          <w:lang w:bidi="ar-IQ"/>
-        </w:rPr>
-        <w:t>}} (سنة {{</w:t>
-      </w:r>
-      <w:r>
-        <w:rPr>
-          <w:rFonts w:asciiTheme="majorBidi" w:hAnsiTheme="majorBidi" w:cstheme="majorBidi"/>
-          <w:lang w:bidi="ar-IQ"/>
-        </w:rPr>
-        <w:t xml:space="preserve"> </w:t>
-      </w:r>
-      <w:r>
-        <w:rPr>
-          <w:rFonts w:asciiTheme="majorBidi" w:hAnsiTheme="majorBidi" w:cstheme="majorBidi"/>
-          <w:lang w:bidi="ar-IQ"/>
-        </w:rPr>
-        <w:t>year.</w:t>
-      </w:r>
-      <w:r>
-        <w:rPr>
-          <w:rFonts w:asciiTheme="majorBidi" w:hAnsiTheme="majorBidi" w:cstheme="majorBidi"/>
-          <w:sz w:val="24"/>
-          <w:szCs w:val="24"/>
-          <w:lang w:bidi="ar-IQ"/>
-        </w:rPr>
-        <w:t>state</w:t>
-      </w:r>
+      <w:proofErr w:type="spellStart"/>
+      <w:r>
+        <w:rPr>
+          <w:rFonts w:asciiTheme="majorBidi" w:hAnsiTheme="majorBidi" w:cstheme="majorBidi"/>
+          <w:lang w:bidi="ar-IQ"/>
+        </w:rPr>
+        <w:t>year.state</w:t>
+      </w:r>
+      <w:proofErr w:type="spellEnd"/>
       <w:r>
         <w:rPr>
           <w:rFonts w:asciiTheme="majorBidi" w:hAnsiTheme="majorBidi" w:cstheme="majorBidi" w:hint="cs"/>
@@ -3838,8 +3759,6 @@
     </w:p>
     <w:p>
       <w:pPr>
-        <w:keepNext/>
-        <w:keepLines/>
         <w:spacing w:line="240" w:lineRule="auto"/>
         <w:rPr>
           <w:rFonts w:asciiTheme="majorBidi" w:hAnsiTheme="majorBidi" w:cstheme="majorBidi"/>
@@ -3848,12 +3767,20 @@
       </w:pPr>
       <w:r>
         <w:rPr>
-          <w:rFonts w:asciiTheme="majorBidi" w:hAnsiTheme="majorBidi" w:cstheme="majorBidi"/>
-          <w:rtl/>
-          <w:lang w:bidi="ar-IQ"/>
-        </w:rPr>
-        <w:t xml:space="preserve">{% </w:t>
-      </w:r>
+          <w:rFonts w:asciiTheme="majorBidi" w:hAnsiTheme="majorBidi" w:cs="Times New Roman"/>
+          <w:rtl/>
+          <w:lang w:bidi="ar-IQ"/>
+        </w:rPr>
+        <w:t>{%</w:t>
+      </w:r>
+      <w:r>
+        <w:rPr>
+          <w:rFonts w:asciiTheme="majorBidi" w:hAnsiTheme="majorBidi" w:cstheme="majorBidi"/>
+          <w:lang w:bidi="ar-IQ"/>
+        </w:rPr>
+        <w:t xml:space="preserve">p </w:t>
+      </w:r>
+      <w:proofErr w:type="spellStart"/>
       <w:r>
         <w:rPr>
           <w:rFonts w:asciiTheme="majorBidi" w:hAnsiTheme="majorBidi" w:cstheme="majorBidi"/>
@@ -3861,9 +3788,10 @@
         </w:rPr>
         <w:t>endfor</w:t>
       </w:r>
-      <w:r>
-        <w:rPr>
-          <w:rFonts w:asciiTheme="majorBidi" w:hAnsiTheme="majorBidi" w:cstheme="majorBidi"/>
+      <w:proofErr w:type="spellEnd"/>
+      <w:r>
+        <w:rPr>
+          <w:rFonts w:asciiTheme="majorBidi" w:hAnsiTheme="majorBidi" w:cs="Times New Roman"/>
           <w:rtl/>
           <w:lang w:bidi="ar-IQ"/>
         </w:rPr>
@@ -3872,19 +3800,15 @@
     </w:p>
     <w:p>
       <w:pPr>
-        <w:rPr>
-          <w:rFonts w:asciiTheme="majorBidi" w:hAnsiTheme="majorBidi" w:cstheme="majorBidi"/>
-          <w:sz w:val="24"/>
-          <w:szCs w:val="24"/>
-          <w:rtl/>
-          <w:lang w:bidi="ar-IQ"/>
-        </w:rPr>
-      </w:pPr>
-      <w:r>
-        <w:rPr>
-          <w:rFonts w:asciiTheme="majorBidi" w:hAnsiTheme="majorBidi" w:cstheme="majorBidi"/>
-          <w:sz w:val="24"/>
-          <w:szCs w:val="24"/>
+        <w:spacing w:line="240" w:lineRule="auto"/>
+        <w:rPr>
+          <w:rFonts w:asciiTheme="majorBidi" w:hAnsiTheme="majorBidi" w:cs="Times New Roman"/>
+          <w:lang w:bidi="ar-IQ"/>
+        </w:rPr>
+      </w:pPr>
+      <w:r>
+        <w:rPr>
+          <w:rFonts w:asciiTheme="majorBidi" w:hAnsiTheme="majorBidi" w:cs="Times New Roman"/>
           <w:rtl/>
           <w:lang w:bidi="ar-IQ"/>
         </w:rPr>
@@ -3893,17 +3817,13 @@
       <w:r>
         <w:rPr>
           <w:rFonts w:asciiTheme="majorBidi" w:hAnsiTheme="majorBidi" w:cstheme="majorBidi"/>
-          <w:sz w:val="24"/>
-          <w:szCs w:val="24"/>
           <w:lang w:bidi="ar-IQ"/>
         </w:rPr>
         <w:t>p endif</w:t>
       </w:r>
       <w:r>
         <w:rPr>
-          <w:rFonts w:asciiTheme="majorBidi" w:hAnsiTheme="majorBidi" w:cstheme="majorBidi"/>
-          <w:sz w:val="24"/>
-          <w:szCs w:val="24"/>
+          <w:rFonts w:asciiTheme="majorBidi" w:hAnsiTheme="majorBidi" w:cs="Times New Roman"/>
           <w:rtl/>
           <w:lang w:bidi="ar-IQ"/>
         </w:rPr>
@@ -3912,17 +3832,17 @@
     </w:p>
     <w:p>
       <w:pPr>
-        <w:rPr>
-          <w:rFonts w:asciiTheme="majorBidi" w:hAnsiTheme="majorBidi" w:cstheme="majorBidi"/>
-          <w:sz w:val="24"/>
-          <w:szCs w:val="24"/>
-          <w:rtl/>
-          <w:lang w:bidi="ar-IQ"/>
-        </w:rPr>
-      </w:pPr>
-      <w:r>
-        <w:rPr>
-          <w:rFonts w:asciiTheme="majorBidi" w:hAnsiTheme="majorBidi" w:cstheme="majorBidi"/>
+        <w:spacing w:line="240" w:lineRule="auto"/>
+        <w:rPr>
+          <w:rFonts w:asciiTheme="majorBidi" w:hAnsiTheme="majorBidi" w:cstheme="majorBidi"/>
+          <w:sz w:val="24"/>
+          <w:szCs w:val="24"/>
+          <w:lang w:bidi="ar-IQ"/>
+        </w:rPr>
+      </w:pPr>
+      <w:r>
+        <w:rPr>
+          <w:rFonts w:asciiTheme="majorBidi" w:hAnsiTheme="majorBidi" w:cs="Times New Roman"/>
           <w:sz w:val="24"/>
           <w:szCs w:val="24"/>
           <w:rtl/>
@@ -3937,11 +3857,22 @@
           <w:szCs w:val="24"/>
           <w:lang w:bidi="ar-IQ"/>
         </w:rPr>
-        <w:t>p if Passed_ON</w:t>
-      </w:r>
-      <w:r>
-        <w:rPr>
-          <w:rFonts w:asciiTheme="majorBidi" w:hAnsiTheme="majorBidi" w:cstheme="majorBidi"/>
+        <w:t xml:space="preserve">p if </w:t>
+      </w:r>
+      <w:proofErr w:type="spellStart"/>
+      <w:r>
+        <w:rPr>
+          <w:rFonts w:asciiTheme="majorBidi" w:hAnsiTheme="majorBidi" w:cstheme="majorBidi"/>
+          <w:sz w:val="24"/>
+          <w:szCs w:val="24"/>
+          <w:lang w:bidi="ar-IQ"/>
+        </w:rPr>
+        <w:t>Passed_ON</w:t>
+      </w:r>
+      <w:proofErr w:type="spellEnd"/>
+      <w:r>
+        <w:rPr>
+          <w:rFonts w:asciiTheme="majorBidi" w:hAnsiTheme="majorBidi" w:cs="Times New Roman"/>
           <w:sz w:val="24"/>
           <w:szCs w:val="24"/>
           <w:rtl/>
@@ -3957,6 +3888,7 @@
           <w:ilvl w:val="0"/>
           <w:numId w:val="29"/>
         </w:numPr>
+        <w:spacing w:line="240" w:lineRule="auto"/>
         <w:rPr>
           <w:rFonts w:asciiTheme="majorBidi" w:hAnsiTheme="majorBidi" w:cstheme="majorBidi"/>
           <w:sz w:val="24"/>
@@ -3976,54 +3908,36 @@
     </w:p>
     <w:p>
       <w:pPr>
-        <w:rPr>
-          <w:rFonts w:asciiTheme="majorBidi" w:hAnsiTheme="majorBidi" w:cstheme="majorBidi"/>
-          <w:lang w:bidi="ar-IQ"/>
-        </w:rPr>
-      </w:pPr>
-      <w:r>
-        <w:rPr>
-          <w:rFonts w:asciiTheme="majorBidi" w:hAnsiTheme="majorBidi" w:cstheme="majorBidi"/>
-          <w:rtl/>
-          <w:lang w:bidi="ar-IQ"/>
-        </w:rPr>
-        <w:t xml:space="preserve">{% </w:t>
-      </w:r>
-      <w:r>
-        <w:rPr>
-          <w:rFonts w:asciiTheme="majorBidi" w:hAnsiTheme="majorBidi" w:cstheme="majorBidi"/>
-          <w:lang w:bidi="ar-IQ"/>
-        </w:rPr>
-        <w:t xml:space="preserve">for </w:t>
-      </w:r>
-      <w:r>
-        <w:rPr>
-          <w:rFonts w:asciiTheme="majorBidi" w:hAnsiTheme="majorBidi" w:cstheme="majorBidi"/>
-          <w:lang w:bidi="ar-IQ"/>
-        </w:rPr>
-        <w:t>t_</w:t>
-      </w:r>
-      <w:r>
-        <w:rPr>
-          <w:rFonts w:asciiTheme="majorBidi" w:hAnsiTheme="majorBidi" w:cstheme="majorBidi"/>
-          <w:lang w:bidi="ar-IQ"/>
-        </w:rPr>
-        <w:t>year in</w:t>
-      </w:r>
-      <w:r>
-        <w:rPr>
-          <w:rFonts w:asciiTheme="majorBidi" w:hAnsiTheme="majorBidi" w:cstheme="majorBidi"/>
-          <w:lang w:bidi="ar-IQ"/>
-        </w:rPr>
-        <w:t xml:space="preserve"> attempts</w:t>
-      </w:r>
-      <w:r>
-        <w:rPr>
-          <w:rFonts w:asciiTheme="majorBidi" w:hAnsiTheme="majorBidi" w:cstheme="majorBidi"/>
-          <w:rtl/>
-          <w:lang w:bidi="ar-IQ"/>
-        </w:rPr>
-        <w:t xml:space="preserve"> %}</w:t>
+        <w:spacing w:line="240" w:lineRule="auto"/>
+        <w:rPr>
+          <w:rFonts w:asciiTheme="majorBidi" w:hAnsiTheme="majorBidi" w:cstheme="majorBidi"/>
+          <w:sz w:val="24"/>
+          <w:szCs w:val="24"/>
+          <w:lang w:bidi="ar-IQ"/>
+        </w:rPr>
+      </w:pPr>
+      <w:r>
+        <w:rPr>
+          <w:rFonts w:asciiTheme="majorBidi" w:hAnsiTheme="majorBidi" w:cstheme="majorBidi"/>
+          <w:lang w:bidi="ar-IQ"/>
+        </w:rPr>
+        <w:t xml:space="preserve">{%p for </w:t>
+      </w:r>
+      <w:proofErr w:type="spellStart"/>
+      <w:r>
+        <w:rPr>
+          <w:rFonts w:asciiTheme="majorBidi" w:hAnsiTheme="majorBidi" w:cstheme="majorBidi"/>
+          <w:lang w:bidi="ar-IQ"/>
+        </w:rPr>
+        <w:t>t_year</w:t>
+      </w:r>
+      <w:proofErr w:type="spellEnd"/>
+      <w:r>
+        <w:rPr>
+          <w:rFonts w:asciiTheme="majorBidi" w:hAnsiTheme="majorBidi" w:cstheme="majorBidi"/>
+          <w:lang w:bidi="ar-IQ"/>
+        </w:rPr>
+        <w:t xml:space="preserve"> in attempts %}</w:t>
       </w:r>
     </w:p>
     <w:p>
@@ -4033,6 +3947,7 @@
           <w:ilvl w:val="1"/>
           <w:numId w:val="29"/>
         </w:numPr>
+        <w:spacing w:line="240" w:lineRule="auto"/>
         <w:rPr>
           <w:rFonts w:asciiTheme="majorBidi" w:hAnsiTheme="majorBidi" w:cstheme="majorBidi"/>
           <w:sz w:val="24"/>
@@ -4073,42 +3988,54 @@
           <w:sz w:val="24"/>
           <w:szCs w:val="24"/>
         </w:rPr>
-        <w:t>{{t_</w:t>
-      </w:r>
-      <w:r>
-        <w:rPr>
-          <w:rFonts w:asciiTheme="majorBidi" w:hAnsiTheme="majorBidi" w:cstheme="majorBidi"/>
-          <w:lang w:bidi="ar-IQ"/>
-        </w:rPr>
-        <w:t xml:space="preserve"> year</w:t>
-      </w:r>
-      <w:r>
-        <w:rPr>
-          <w:rFonts w:asciiTheme="majorBidi" w:hAnsiTheme="majorBidi" w:cstheme="majorBidi"/>
-          <w:sz w:val="24"/>
-          <w:szCs w:val="24"/>
-        </w:rPr>
-        <w:t>.year}}</w:t>
-      </w:r>
-      <w:r>
-        <w:rPr>
-          <w:rFonts w:asciiTheme="majorBidi" w:hAnsiTheme="majorBidi" w:cstheme="majorBidi"/>
-          <w:sz w:val="24"/>
-          <w:szCs w:val="24"/>
-          <w:rtl/>
+        <w:t>{{</w:t>
+      </w:r>
+      <w:r>
+        <w:rPr>
+          <w:rFonts w:ascii="Courier New" w:hAnsi="Courier New" w:cs="Courier New"/>
+          <w:color w:val="CCCCCC"/>
+          <w:sz w:val="17"/>
+          <w:szCs w:val="17"/>
         </w:rPr>
         <w:t xml:space="preserve"> </w:t>
       </w:r>
-      <w:r>
-        <w:rPr>
-          <w:rFonts w:asciiTheme="majorBidi" w:hAnsiTheme="majorBidi" w:cstheme="majorBidi"/>
-          <w:sz w:val="24"/>
-          <w:szCs w:val="24"/>
+      <w:proofErr w:type="spellStart"/>
+      <w:r>
+        <w:rPr>
+          <w:rFonts w:asciiTheme="majorBidi" w:hAnsiTheme="majorBidi" w:cstheme="majorBidi"/>
+          <w:sz w:val="24"/>
+          <w:szCs w:val="24"/>
+        </w:rPr>
+        <w:t>t_year.year</w:t>
+      </w:r>
+      <w:proofErr w:type="spellEnd"/>
+      <w:r>
+        <w:rPr>
+          <w:rFonts w:asciiTheme="majorBidi" w:hAnsiTheme="majorBidi" w:cstheme="majorBidi"/>
+          <w:sz w:val="24"/>
+          <w:szCs w:val="24"/>
+        </w:rPr>
+        <w:t>}}</w:t>
+      </w:r>
+      <w:r>
+        <w:rPr>
+          <w:rFonts w:asciiTheme="majorBidi" w:hAnsiTheme="majorBidi" w:cstheme="majorBidi"/>
+          <w:sz w:val="24"/>
+          <w:szCs w:val="24"/>
+          <w:rtl/>
         </w:rPr>
         <w:t xml:space="preserve"> </w:t>
       </w:r>
       <w:r>
         <w:rPr>
+          <w:rFonts w:asciiTheme="majorBidi" w:hAnsiTheme="majorBidi" w:cstheme="majorBidi"/>
+          <w:sz w:val="24"/>
+          <w:szCs w:val="24"/>
+        </w:rPr>
+        <w:t xml:space="preserve"> </w:t>
+      </w:r>
+      <w:r>
+        <w:rPr>
           <w:rFonts w:asciiTheme="majorBidi" w:hAnsiTheme="majorBidi" w:cstheme="majorBidi" w:hint="cs"/>
           <w:sz w:val="24"/>
           <w:szCs w:val="24"/>
@@ -4122,31 +4049,43 @@
           <w:sz w:val="24"/>
           <w:szCs w:val="24"/>
         </w:rPr>
-        <w:t>{{t_</w:t>
-      </w:r>
-      <w:r>
-        <w:rPr>
-          <w:rFonts w:asciiTheme="majorBidi" w:hAnsiTheme="majorBidi" w:cstheme="majorBidi"/>
-          <w:lang w:bidi="ar-IQ"/>
-        </w:rPr>
-        <w:t xml:space="preserve"> year</w:t>
-      </w:r>
-      <w:r>
-        <w:rPr>
-          <w:rFonts w:asciiTheme="majorBidi" w:hAnsiTheme="majorBidi" w:cstheme="majorBidi"/>
-          <w:sz w:val="24"/>
-          <w:szCs w:val="24"/>
-        </w:rPr>
-        <w:t>.stage}}</w:t>
-      </w:r>
-      <w:r>
-        <w:rPr>
-          <w:rFonts w:asciiTheme="majorBidi" w:hAnsiTheme="majorBidi" w:cstheme="majorBidi"/>
-          <w:sz w:val="24"/>
-          <w:szCs w:val="24"/>
+        <w:t>{{</w:t>
+      </w:r>
+      <w:r>
+        <w:rPr>
+          <w:rFonts w:ascii="Courier New" w:hAnsi="Courier New" w:cs="Courier New"/>
+          <w:color w:val="CCCCCC"/>
+          <w:sz w:val="17"/>
+          <w:szCs w:val="17"/>
         </w:rPr>
         <w:t xml:space="preserve"> </w:t>
       </w:r>
+      <w:proofErr w:type="spellStart"/>
+      <w:r>
+        <w:rPr>
+          <w:rFonts w:asciiTheme="majorBidi" w:hAnsiTheme="majorBidi" w:cstheme="majorBidi"/>
+          <w:sz w:val="24"/>
+          <w:szCs w:val="24"/>
+        </w:rPr>
+        <w:t>t_year.stage</w:t>
+      </w:r>
+      <w:proofErr w:type="spellEnd"/>
+      <w:r>
+        <w:rPr>
+          <w:rFonts w:asciiTheme="majorBidi" w:hAnsiTheme="majorBidi" w:cstheme="majorBidi"/>
+          <w:sz w:val="24"/>
+          <w:szCs w:val="24"/>
+        </w:rPr>
+        <w:t>}}</w:t>
+      </w:r>
+      <w:r>
+        <w:rPr>
+          <w:rFonts w:asciiTheme="majorBidi" w:hAnsiTheme="majorBidi" w:cstheme="majorBidi"/>
+          <w:sz w:val="24"/>
+          <w:szCs w:val="24"/>
+        </w:rPr>
+        <w:t xml:space="preserve"> </w:t>
+      </w:r>
       <w:r>
         <w:rPr>
           <w:rFonts w:asciiTheme="majorBidi" w:hAnsiTheme="majorBidi" w:cstheme="majorBidi" w:hint="cs"/>
@@ -4154,39 +4093,42 @@
           <w:szCs w:val="24"/>
           <w:rtl/>
         </w:rPr>
+        <w:t xml:space="preserve">  ( </w:t>
+      </w:r>
+      <w:r>
+        <w:rPr>
+          <w:rFonts w:asciiTheme="majorBidi" w:hAnsiTheme="majorBidi" w:cstheme="majorBidi"/>
+          <w:sz w:val="24"/>
+          <w:szCs w:val="24"/>
+        </w:rPr>
+        <w:t>{{</w:t>
+      </w:r>
+      <w:r>
+        <w:rPr>
+          <w:rFonts w:ascii="Courier New" w:hAnsi="Courier New" w:cs="Courier New"/>
+          <w:color w:val="CCCCCC"/>
+          <w:sz w:val="17"/>
+          <w:szCs w:val="17"/>
+        </w:rPr>
         <w:t xml:space="preserve"> </w:t>
       </w:r>
-      <w:r>
-        <w:rPr>
-          <w:rFonts w:asciiTheme="majorBidi" w:hAnsiTheme="majorBidi" w:cstheme="majorBidi" w:hint="cs"/>
-          <w:sz w:val="24"/>
-          <w:szCs w:val="24"/>
-          <w:rtl/>
-        </w:rPr>
-        <w:t xml:space="preserve"> ( </w:t>
-      </w:r>
-      <w:r>
-        <w:rPr>
-          <w:rFonts w:asciiTheme="majorBidi" w:hAnsiTheme="majorBidi" w:cstheme="majorBidi"/>
-          <w:sz w:val="24"/>
-          <w:szCs w:val="24"/>
-        </w:rPr>
-        <w:t>{{t_</w:t>
-      </w:r>
-      <w:r>
-        <w:rPr>
-          <w:rFonts w:asciiTheme="majorBidi" w:hAnsiTheme="majorBidi" w:cstheme="majorBidi"/>
-          <w:lang w:bidi="ar-IQ"/>
-        </w:rPr>
-        <w:t xml:space="preserve"> year</w:t>
-      </w:r>
-      <w:r>
-        <w:rPr>
-          <w:rFonts w:asciiTheme="majorBidi" w:hAnsiTheme="majorBidi" w:cstheme="majorBidi"/>
-          <w:sz w:val="24"/>
-          <w:szCs w:val="24"/>
-        </w:rPr>
-        <w:t xml:space="preserve">.subjects}} </w:t>
+      <w:proofErr w:type="spellStart"/>
+      <w:r>
+        <w:rPr>
+          <w:rFonts w:asciiTheme="majorBidi" w:hAnsiTheme="majorBidi" w:cstheme="majorBidi"/>
+          <w:sz w:val="24"/>
+          <w:szCs w:val="24"/>
+        </w:rPr>
+        <w:t>t_year.subjects</w:t>
+      </w:r>
+      <w:proofErr w:type="spellEnd"/>
+      <w:r>
+        <w:rPr>
+          <w:rFonts w:asciiTheme="majorBidi" w:hAnsiTheme="majorBidi" w:cstheme="majorBidi"/>
+          <w:sz w:val="24"/>
+          <w:szCs w:val="24"/>
+        </w:rPr>
+        <w:t xml:space="preserve">}} </w:t>
       </w:r>
       <w:r>
         <w:rPr>
@@ -4200,37 +4142,49 @@
     </w:p>
     <w:p>
       <w:pPr>
-        <w:rPr>
-          <w:rFonts w:asciiTheme="majorBidi" w:hAnsiTheme="majorBidi" w:cstheme="majorBidi"/>
-          <w:sz w:val="24"/>
-          <w:szCs w:val="24"/>
-          <w:lang w:bidi="ar-IQ"/>
-        </w:rPr>
-      </w:pPr>
-      <w:r>
+        <w:spacing w:line="240" w:lineRule="auto"/>
         <w:rPr>
           <w:rFonts w:asciiTheme="majorBidi" w:hAnsiTheme="majorBidi" w:cstheme="majorBidi"/>
           <w:sz w:val="20"/>
           <w:szCs w:val="20"/>
-          <w:rtl/>
-          <w:lang w:bidi="ar-IQ"/>
-        </w:rPr>
-        <w:t>{%</w:t>
-      </w:r>
-      <w:r>
-        <w:rPr>
-          <w:rFonts w:asciiTheme="majorBidi" w:hAnsiTheme="majorBidi" w:cstheme="majorBidi"/>
+          <w:lang w:bidi="ar-IQ"/>
+        </w:rPr>
+      </w:pPr>
+      <w:r>
+        <w:rPr>
+          <w:rFonts w:asciiTheme="majorBidi" w:hAnsiTheme="majorBidi" w:cs="Times New Roman"/>
           <w:sz w:val="20"/>
           <w:szCs w:val="20"/>
-          <w:lang w:bidi="ar-IQ"/>
-        </w:rPr>
-        <w:t>tr for row in pair.rows</w:t>
+          <w:rtl/>
+          <w:lang w:bidi="ar-IQ"/>
+        </w:rPr>
+        <w:t>{%</w:t>
       </w:r>
       <w:r>
         <w:rPr>
           <w:rFonts w:asciiTheme="majorBidi" w:hAnsiTheme="majorBidi" w:cstheme="majorBidi"/>
           <w:sz w:val="20"/>
           <w:szCs w:val="20"/>
+          <w:lang w:bidi="ar-IQ"/>
+        </w:rPr>
+        <w:t xml:space="preserve">p </w:t>
+      </w:r>
+      <w:proofErr w:type="spellStart"/>
+      <w:r>
+        <w:rPr>
+          <w:rFonts w:asciiTheme="majorBidi" w:hAnsiTheme="majorBidi" w:cstheme="majorBidi"/>
+          <w:sz w:val="20"/>
+          <w:szCs w:val="20"/>
+          <w:lang w:bidi="ar-IQ"/>
+        </w:rPr>
+        <w:t>endfor</w:t>
+      </w:r>
+      <w:proofErr w:type="spellEnd"/>
+      <w:r>
+        <w:rPr>
+          <w:rFonts w:asciiTheme="majorBidi" w:hAnsiTheme="majorBidi" w:cs="Times New Roman"/>
+          <w:sz w:val="20"/>
+          <w:szCs w:val="20"/>
           <w:rtl/>
           <w:lang w:bidi="ar-IQ"/>
         </w:rPr>
@@ -4239,18 +4193,19 @@
     </w:p>
     <w:p>
       <w:pPr>
-        <w:rPr>
-          <w:rFonts w:asciiTheme="majorBidi" w:hAnsiTheme="majorBidi" w:cstheme="majorBidi"/>
-          <w:sz w:val="24"/>
-          <w:szCs w:val="24"/>
-          <w:rtl/>
-        </w:rPr>
-      </w:pPr>
-      <w:r>
-        <w:rPr>
-          <w:rFonts w:asciiTheme="majorBidi" w:hAnsiTheme="majorBidi" w:cstheme="majorBidi"/>
-          <w:sz w:val="24"/>
-          <w:szCs w:val="24"/>
+        <w:spacing w:line="240" w:lineRule="auto"/>
+        <w:rPr>
+          <w:rFonts w:asciiTheme="majorBidi" w:hAnsiTheme="majorBidi" w:cstheme="majorBidi"/>
+          <w:sz w:val="24"/>
+          <w:szCs w:val="24"/>
+          <w:lang w:bidi="ar-IQ"/>
+        </w:rPr>
+      </w:pPr>
+      <w:r>
+        <w:rPr>
+          <w:rFonts w:asciiTheme="majorBidi" w:hAnsiTheme="majorBidi" w:cs="Times New Roman"/>
+          <w:sz w:val="20"/>
+          <w:szCs w:val="20"/>
           <w:rtl/>
           <w:lang w:bidi="ar-IQ"/>
         </w:rPr>
@@ -4259,30 +4214,21 @@
       <w:r>
         <w:rPr>
           <w:rFonts w:asciiTheme="majorBidi" w:hAnsiTheme="majorBidi" w:cstheme="majorBidi"/>
-          <w:sz w:val="24"/>
-          <w:szCs w:val="24"/>
+          <w:sz w:val="20"/>
+          <w:szCs w:val="20"/>
           <w:lang w:bidi="ar-IQ"/>
         </w:rPr>
         <w:t>p endif</w:t>
       </w:r>
       <w:r>
         <w:rPr>
-          <w:rFonts w:asciiTheme="majorBidi" w:hAnsiTheme="majorBidi" w:cstheme="majorBidi"/>
-          <w:sz w:val="24"/>
-          <w:szCs w:val="24"/>
+          <w:rFonts w:asciiTheme="majorBidi" w:hAnsiTheme="majorBidi" w:cs="Times New Roman"/>
+          <w:sz w:val="20"/>
+          <w:szCs w:val="20"/>
           <w:rtl/>
           <w:lang w:bidi="ar-IQ"/>
         </w:rPr>
         <w:t xml:space="preserve"> %}</w:t>
-      </w:r>
-      <w:r>
-        <w:rPr>
-          <w:rFonts w:asciiTheme="majorBidi" w:hAnsiTheme="majorBidi" w:cstheme="majorBidi"/>
-          <w:sz w:val="24"/>
-          <w:szCs w:val="24"/>
-          <w:rtl/>
-        </w:rPr>
-        <w:t xml:space="preserve"> </w:t>
       </w:r>
     </w:p>
     <w:p>
@@ -4292,23 +4238,23 @@
           <w:ilvl w:val="0"/>
           <w:numId w:val="29"/>
         </w:numPr>
-        <w:rPr>
-          <w:rFonts w:asciiTheme="majorBidi" w:hAnsiTheme="majorBidi" w:cstheme="majorBidi"/>
-          <w:sz w:val="24"/>
-          <w:szCs w:val="24"/>
-          <w:rtl/>
-          <w:lang w:bidi="ar-IQ"/>
-        </w:rPr>
-      </w:pPr>
-      <w:r>
-        <w:rPr>
-          <w:rFonts w:asciiTheme="majorBidi" w:hAnsiTheme="majorBidi" w:cstheme="majorBidi"/>
-          <w:sz w:val="24"/>
-          <w:szCs w:val="24"/>
-          <w:rtl/>
-          <w:lang w:bidi="ar-IQ"/>
-        </w:rPr>
-        <w:lastRenderedPageBreak/>
+        <w:spacing w:line="240" w:lineRule="auto"/>
+        <w:rPr>
+          <w:rFonts w:asciiTheme="majorBidi" w:hAnsiTheme="majorBidi" w:cstheme="majorBidi"/>
+          <w:sz w:val="24"/>
+          <w:szCs w:val="24"/>
+          <w:rtl/>
+          <w:lang w:bidi="ar-IQ"/>
+        </w:rPr>
+      </w:pPr>
+      <w:r>
+        <w:rPr>
+          <w:rFonts w:asciiTheme="majorBidi" w:hAnsiTheme="majorBidi" w:cstheme="majorBidi"/>
+          <w:sz w:val="24"/>
+          <w:szCs w:val="24"/>
+          <w:rtl/>
+          <w:lang w:bidi="ar-IQ"/>
+        </w:rPr>
         <w:t xml:space="preserve">الدراسة </w:t>
       </w:r>
       <w:r>
@@ -4359,6 +4305,7 @@
           <w:ilvl w:val="0"/>
           <w:numId w:val="29"/>
         </w:numPr>
+        <w:spacing w:line="240" w:lineRule="auto"/>
         <w:rPr>
           <w:rFonts w:asciiTheme="majorBidi" w:hAnsiTheme="majorBidi" w:cstheme="majorBidi"/>
           <w:sz w:val="24"/>
@@ -4441,7 +4388,8 @@
       </w:pPr>
     </w:p>
     <w:sectPr>
-      <w:footerReference w:type="default" r:id="rId12"/>
+      <w:headerReference w:type="default" r:id="rId12"/>
+      <w:footerReference w:type="default" r:id="rId13"/>
       <w:pgSz w:w="11906" w:h="16838"/>
       <w:pgMar w:top="720" w:right="720" w:bottom="284" w:left="720" w:header="283" w:footer="292" w:gutter="0"/>
       <w:cols w:space="708"/>
@@ -4486,11 +4434,13 @@
       <w:bidi w:val="0"/>
       <w:jc w:val="center"/>
       <w:rPr>
+        <w:rFonts w:asciiTheme="majorBidi" w:hAnsiTheme="majorBidi" w:cstheme="majorBidi"/>
         <w:lang w:bidi="ar-IQ"/>
       </w:rPr>
     </w:pPr>
     <w:r>
       <w:rPr>
+        <w:rFonts w:asciiTheme="majorBidi" w:hAnsiTheme="majorBidi" w:cstheme="majorBidi"/>
         <w:rtl/>
         <w:lang w:bidi="ar-IQ"/>
       </w:rPr>
@@ -4498,6 +4448,7 @@
     </w:r>
     <w:r>
       <w:rPr>
+        <w:rFonts w:asciiTheme="majorBidi" w:hAnsiTheme="majorBidi" w:cstheme="majorBidi"/>
         <w:rtl/>
         <w:lang w:bidi="ar-IQ"/>
       </w:rPr>
@@ -4505,6 +4456,7 @@
     </w:r>
     <w:r>
       <w:rPr>
+        <w:rFonts w:asciiTheme="majorBidi" w:hAnsiTheme="majorBidi" w:cstheme="majorBidi"/>
         <w:rtl/>
         <w:lang w:bidi="ar-IQ"/>
       </w:rPr>
@@ -4512,18 +4464,77 @@
     </w:r>
     <w:r>
       <w:rPr>
+        <w:rFonts w:asciiTheme="majorBidi" w:hAnsiTheme="majorBidi" w:cstheme="majorBidi"/>
         <w:lang w:bidi="ar-IQ"/>
       </w:rPr>
-      <w:instrText>PAGE</w:instrText>
+      <w:instrText xml:space="preserve">PAGE </w:instrText>
     </w:r>
     <w:r>
       <w:rPr>
+        <w:rFonts w:asciiTheme="majorBidi" w:hAnsiTheme="majorBidi" w:cstheme="majorBidi"/>
+        <w:rtl/>
+        <w:lang w:bidi="ar-IQ"/>
+      </w:rPr>
+      <w:fldChar w:fldCharType="separate"/>
+    </w:r>
+    <w:r>
+      <w:rPr>
+        <w:rFonts w:asciiTheme="majorBidi" w:hAnsiTheme="majorBidi" w:cstheme="majorBidi"/>
+        <w:rtl/>
+        <w:lang w:bidi="ar-IQ"/>
+      </w:rPr>
+      <w:t>1</w:t>
+    </w:r>
+    <w:r>
+      <w:rPr>
+        <w:rFonts w:asciiTheme="majorBidi" w:hAnsiTheme="majorBidi" w:cstheme="majorBidi"/>
+        <w:rtl/>
+        <w:lang w:bidi="ar-IQ"/>
+      </w:rPr>
+      <w:fldChar w:fldCharType="end"/>
+    </w:r>
+    <w:r>
+      <w:rPr>
+        <w:rFonts w:asciiTheme="majorBidi" w:hAnsiTheme="majorBidi" w:cstheme="majorBidi"/>
+        <w:rtl/>
+        <w:lang w:bidi="ar-IQ"/>
+      </w:rPr>
+      <w:fldChar w:fldCharType="begin"/>
+    </w:r>
+    <w:r>
+      <w:rPr>
+        <w:rFonts w:asciiTheme="majorBidi" w:hAnsiTheme="majorBidi" w:cstheme="majorBidi"/>
+        <w:rtl/>
+        <w:lang w:bidi="ar-IQ"/>
+      </w:rPr>
+      <w:instrText xml:space="preserve"> = 1 - </w:instrText>
+    </w:r>
+    <w:r>
+      <w:rPr>
+        <w:rFonts w:asciiTheme="majorBidi" w:hAnsiTheme="majorBidi" w:cstheme="majorBidi"/>
+        <w:rtl/>
+        <w:lang w:bidi="ar-IQ"/>
+      </w:rPr>
+      <w:fldChar w:fldCharType="begin"/>
+    </w:r>
+    <w:r>
+      <w:rPr>
+        <w:rFonts w:asciiTheme="majorBidi" w:hAnsiTheme="majorBidi" w:cstheme="majorBidi"/>
+        <w:rtl/>
         <w:lang w:bidi="ar-IQ"/>
       </w:rPr>
       <w:instrText xml:space="preserve"> </w:instrText>
     </w:r>
     <w:r>
       <w:rPr>
+        <w:rFonts w:asciiTheme="majorBidi" w:hAnsiTheme="majorBidi" w:cstheme="majorBidi"/>
+        <w:lang w:bidi="ar-IQ"/>
+      </w:rPr>
+      <w:instrText xml:space="preserve">NUMPAGES </w:instrText>
+    </w:r>
+    <w:r>
+      <w:rPr>
+        <w:rFonts w:asciiTheme="majorBidi" w:hAnsiTheme="majorBidi" w:cstheme="majorBidi"/>
         <w:rtl/>
         <w:lang w:bidi="ar-IQ"/>
       </w:rPr>
@@ -4531,13 +4542,15 @@
     </w:r>
     <w:r>
       <w:rPr>
-        <w:rtl/>
+        <w:rFonts w:asciiTheme="majorBidi" w:hAnsiTheme="majorBidi" w:cstheme="majorBidi"/>
+        <w:noProof/>
         <w:lang w:bidi="ar-IQ"/>
       </w:rPr>
-      <w:t>1</w:t>
+      <w:instrText>3</w:instrText>
     </w:r>
     <w:r>
       <w:rPr>
+        <w:rFonts w:asciiTheme="majorBidi" w:hAnsiTheme="majorBidi" w:cstheme="majorBidi"/>
         <w:rtl/>
         <w:lang w:bidi="ar-IQ"/>
       </w:rPr>
@@ -4545,27 +4558,7 @@
     </w:r>
     <w:r>
       <w:rPr>
-        <w:rtl/>
-        <w:lang w:bidi="ar-IQ"/>
-      </w:rPr>
-      <w:fldChar w:fldCharType="begin"/>
-    </w:r>
-    <w:r>
-      <w:rPr>
-        <w:rtl/>
-        <w:lang w:bidi="ar-IQ"/>
-      </w:rPr>
-      <w:instrText xml:space="preserve"> = 1 - </w:instrText>
-    </w:r>
-    <w:r>
-      <w:rPr>
-        <w:rtl/>
-        <w:lang w:bidi="ar-IQ"/>
-      </w:rPr>
-      <w:fldChar w:fldCharType="begin"/>
-    </w:r>
-    <w:r>
-      <w:rPr>
+        <w:rFonts w:asciiTheme="majorBidi" w:hAnsiTheme="majorBidi" w:cstheme="majorBidi"/>
         <w:rtl/>
         <w:lang w:bidi="ar-IQ"/>
       </w:rPr>
@@ -4573,18 +4566,7 @@
     </w:r>
     <w:r>
       <w:rPr>
-        <w:lang w:bidi="ar-IQ"/>
-      </w:rPr>
-      <w:instrText>NUMPAGES</w:instrText>
-    </w:r>
-    <w:r>
-      <w:rPr>
-        <w:lang w:bidi="ar-IQ"/>
-      </w:rPr>
-      <w:instrText xml:space="preserve"> </w:instrText>
-    </w:r>
-    <w:r>
-      <w:rPr>
+        <w:rFonts w:asciiTheme="majorBidi" w:hAnsiTheme="majorBidi" w:cstheme="majorBidi"/>
         <w:rtl/>
         <w:lang w:bidi="ar-IQ"/>
       </w:rPr>
@@ -4592,13 +4574,16 @@
     </w:r>
     <w:r>
       <w:rPr>
+        <w:rFonts w:asciiTheme="majorBidi" w:hAnsiTheme="majorBidi" w:cstheme="majorBidi"/>
         <w:noProof/>
+        <w:rtl/>
         <w:lang w:bidi="ar-IQ"/>
       </w:rPr>
-      <w:instrText>4</w:instrText>
+      <w:t>-2</w:t>
     </w:r>
     <w:r>
       <w:rPr>
+        <w:rFonts w:asciiTheme="majorBidi" w:hAnsiTheme="majorBidi" w:cstheme="majorBidi"/>
         <w:rtl/>
         <w:lang w:bidi="ar-IQ"/>
       </w:rPr>
@@ -4606,35 +4591,7 @@
     </w:r>
     <w:r>
       <w:rPr>
-        <w:rtl/>
-        <w:lang w:bidi="ar-IQ"/>
-      </w:rPr>
-      <w:instrText xml:space="preserve"> </w:instrText>
-    </w:r>
-    <w:r>
-      <w:rPr>
-        <w:rtl/>
-        <w:lang w:bidi="ar-IQ"/>
-      </w:rPr>
-      <w:fldChar w:fldCharType="separate"/>
-    </w:r>
-    <w:r>
-      <w:rPr>
-        <w:noProof/>
-        <w:rtl/>
-        <w:lang w:bidi="ar-IQ"/>
-      </w:rPr>
-      <w:t>-3</w:t>
-    </w:r>
-    <w:r>
-      <w:rPr>
-        <w:rtl/>
-        <w:lang w:bidi="ar-IQ"/>
-      </w:rPr>
-      <w:fldChar w:fldCharType="end"/>
-    </w:r>
-    <w:r>
-      <w:rPr>
+        <w:rFonts w:asciiTheme="majorBidi" w:hAnsiTheme="majorBidi" w:cstheme="majorBidi"/>
         <w:rtl/>
         <w:lang w:bidi="ar-IQ"/>
       </w:rPr>
@@ -4895,6 +4852,46 @@
         <w:lang w:bidi="ar-IQ"/>
       </w:rPr>
     </w:pPr>
+    <w:r>
+      <w:rPr>
+        <w:rFonts w:asciiTheme="minorBidi" w:hAnsiTheme="minorBidi" w:cstheme="minorBidi"/>
+        <w:sz w:val="24"/>
+        <w:szCs w:val="24"/>
+        <w:rtl/>
+      </w:rPr>
+      <w:t xml:space="preserve">الاسم الكامل: </w:t>
+    </w:r>
+    <w:r>
+      <w:rPr>
+        <w:rFonts w:asciiTheme="minorBidi" w:hAnsiTheme="minorBidi" w:cstheme="minorBidi"/>
+        <w:sz w:val="24"/>
+        <w:szCs w:val="24"/>
+        <w:rtl/>
+        <w:lang w:bidi="ar-IQ"/>
+      </w:rPr>
+      <w:t>{{</w:t>
+    </w:r>
+    <w:proofErr w:type="spellStart"/>
+    <w:r>
+      <w:rPr>
+        <w:rFonts w:asciiTheme="minorBidi" w:hAnsiTheme="minorBidi" w:cstheme="minorBidi"/>
+        <w:sz w:val="24"/>
+        <w:szCs w:val="24"/>
+        <w:lang w:bidi="ar-IQ"/>
+      </w:rPr>
+      <w:t>student_name</w:t>
+    </w:r>
+    <w:proofErr w:type="spellEnd"/>
+    <w:r>
+      <w:rPr>
+        <w:rFonts w:asciiTheme="minorBidi" w:hAnsiTheme="minorBidi" w:cstheme="minorBidi"/>
+        <w:sz w:val="24"/>
+        <w:szCs w:val="24"/>
+        <w:rtl/>
+        <w:lang w:bidi="ar-IQ"/>
+      </w:rPr>
+      <w:t>}}</w:t>
+    </w:r>
   </w:p>
 </w:hdr>
 </file>
@@ -4938,6 +4935,142 @@
         </v:shape>
       </w:pict>
     </w:r>
+  </w:p>
+</w:hdr>
+</file>
+
+<file path=word/header4.xml><?xml version="1.0" encoding="utf-8"?>
+<w:hdr xmlns:wpc="http://schemas.microsoft.com/office/word/2010/wordprocessingCanvas" xmlns:cx="http://schemas.microsoft.com/office/drawing/2014/chartex" xmlns:cx1="http://schemas.microsoft.com/office/drawing/2015/9/8/chartex" xmlns:cx2="http://schemas.microsoft.com/office/drawing/2015/10/21/chartex" xmlns:cx3="http://schemas.microsoft.com/office/drawing/2016/5/9/chartex" xmlns:cx4="http://schemas.microsoft.com/office/drawing/2016/5/10/chartex" xmlns:cx5="http://schemas.microsoft.com/office/drawing/2016/5/11/chartex" xmlns:cx6="http://schemas.microsoft.com/office/drawing/2016/5/12/chartex" xmlns:cx7="http://schemas.microsoft.com/office/drawing/2016/5/13/chartex" xmlns:cx8="http://schemas.microsoft.com/office/drawing/2016/5/14/chartex" xmlns:mc="http://schemas.openxmlformats.org/markup-compatibility/2006" xmlns:aink="http://schemas.microsoft.com/office/drawing/2016/ink" xmlns:am3d="http://schemas.microsoft.com/office/drawing/2017/model3d" xmlns:o="urn:schemas-microsoft-com:office:office" xmlns:oel="http://schemas.microsoft.com/office/2019/extlst" xmlns:r="http://schemas.openxmlformats.org/officeDocument/2006/relationships" xmlns:m="http://schemas.openxmlformats.org/officeDocument/2006/math" xmlns:v="urn:schemas-microsoft-com:vml" xmlns:wp14="http://schemas.microsoft.com/office/word/2010/wordprocessingDrawing" xmlns:wp="http://schemas.openxmlformats.org/drawingml/2006/wordprocessingDrawing" xmlns:w10="urn:schemas-microsoft-com:office:word" xmlns:w="http://schemas.openxmlformats.org/wordprocessingml/2006/main" xmlns:w14="http://schemas.microsoft.com/office/word/2010/wordml" xmlns:w15="http://schemas.microsoft.com/office/word/2012/wordml" xmlns:w16cex="http://schemas.microsoft.com/office/word/2018/wordml/cex" xmlns:w16cid="http://schemas.microsoft.com/office/word/2016/wordml/cid" xmlns:w16="http://schemas.microsoft.com/office/word/2018/wordml" xmlns:w16du="http://schemas.microsoft.com/office/word/2023/wordml/word16du" xmlns:w16sdtdh="http://schemas.microsoft.com/office/word/2020/wordml/sdtdatahash" xmlns:w16sdtfl="http://schemas.microsoft.com/office/word/2024/wordml/sdtformatlock" xmlns:w16se="http://schemas.microsoft.com/office/word/2015/wordml/symex" xmlns:wpg="http://schemas.microsoft.com/office/word/2010/wordprocessingGroup" xmlns:wpi="http://schemas.microsoft.com/office/word/2010/wordprocessingInk" xmlns:wne="http://schemas.microsoft.com/office/word/2006/wordml" xmlns:wps="http://schemas.microsoft.com/office/word/2010/wordprocessingShape" mc:Ignorable="w14 w15 w16se w16cid w16 w16cex w16sdtdh w16sdtfl w16du wp14">
+  <w:p>
+    <w:pPr>
+      <w:pStyle w:val="Header"/>
+      <w:jc w:val="center"/>
+      <w:rPr>
+        <w:rtl/>
+        <w:lang w:bidi="ar-IQ"/>
+      </w:rPr>
+    </w:pPr>
+  </w:p>
+  <w:p>
+    <w:pPr>
+      <w:pStyle w:val="Header"/>
+      <w:bidi w:val="0"/>
+      <w:jc w:val="both"/>
+      <w:rPr>
+        <w:lang w:bidi="ar-IQ"/>
+      </w:rPr>
+    </w:pPr>
+  </w:p>
+  <w:p>
+    <w:pPr>
+      <w:pStyle w:val="Header"/>
+      <w:bidi w:val="0"/>
+      <w:ind w:left="1440"/>
+      <w:jc w:val="right"/>
+      <w:rPr>
+        <w:rtl/>
+        <w:lang w:bidi="ar-IQ"/>
+      </w:rPr>
+    </w:pPr>
+  </w:p>
+  <w:p>
+    <w:pPr>
+      <w:pStyle w:val="Header"/>
+      <w:bidi w:val="0"/>
+      <w:rPr>
+        <w:lang w:bidi="ar-IQ"/>
+      </w:rPr>
+    </w:pPr>
+  </w:p>
+  <w:p>
+    <w:pPr>
+      <w:pStyle w:val="Header"/>
+      <w:rPr>
+        <w:lang w:bidi="ar-IQ"/>
+      </w:rPr>
+    </w:pPr>
+  </w:p>
+  <w:p>
+    <w:pPr>
+      <w:pStyle w:val="Header"/>
+      <w:rPr>
+        <w:lang w:bidi="ar-IQ"/>
+      </w:rPr>
+    </w:pPr>
+  </w:p>
+  <w:p>
+    <w:pPr>
+      <w:pStyle w:val="Header"/>
+      <w:tabs>
+        <w:tab w:val="clear" w:pos="4153"/>
+        <w:tab w:val="clear" w:pos="8306"/>
+        <w:tab w:val="left" w:pos="1320"/>
+      </w:tabs>
+      <w:rPr>
+        <w:lang w:bidi="ar-IQ"/>
+      </w:rPr>
+    </w:pPr>
+    <w:r>
+      <w:rPr>
+        <w:rtl/>
+        <w:lang w:bidi="ar-IQ"/>
+      </w:rPr>
+      <w:tab/>
+    </w:r>
+  </w:p>
+  <w:p>
+    <w:pPr>
+      <w:pStyle w:val="Header"/>
+      <w:tabs>
+        <w:tab w:val="clear" w:pos="4153"/>
+        <w:tab w:val="clear" w:pos="8306"/>
+        <w:tab w:val="left" w:pos="6480"/>
+      </w:tabs>
+      <w:rPr>
+        <w:lang w:bidi="ar-IQ"/>
+      </w:rPr>
+    </w:pPr>
+    <w:r>
+      <w:rPr>
+        <w:rtl/>
+        <w:lang w:bidi="ar-IQ"/>
+      </w:rPr>
+      <w:tab/>
+    </w:r>
+  </w:p>
+  <w:p>
+    <w:pPr>
+      <w:pStyle w:val="Header"/>
+      <w:rPr>
+        <w:lang w:bidi="ar-IQ"/>
+      </w:rPr>
+    </w:pPr>
+  </w:p>
+  <w:p>
+    <w:pPr>
+      <w:pStyle w:val="Header"/>
+      <w:rPr>
+        <w:sz w:val="12"/>
+        <w:szCs w:val="12"/>
+        <w:lang w:bidi="ar-IQ"/>
+      </w:rPr>
+    </w:pPr>
+  </w:p>
+  <w:p>
+    <w:pPr>
+      <w:pStyle w:val="Header"/>
+      <w:rPr>
+        <w:lang w:bidi="ar-IQ"/>
+      </w:rPr>
+    </w:pPr>
+  </w:p>
+  <w:p>
+    <w:pPr>
+      <w:pStyle w:val="Header"/>
+      <w:rPr>
+        <w:lang w:bidi="ar-IQ"/>
+      </w:rPr>
+    </w:pPr>
   </w:p>
 </w:hdr>
 </file>
